--- a/docs/Clinical Data Derivation Engine.docx
+++ b/docs/Clinical Data Derivation Engine.docx
@@ -7,10 +7,7 @@
         <w:pStyle w:val="Title"/>
       </w:pPr>
       <w:r>
-        <w:t>Clinical Data Derivation Engine</w:t>
-      </w:r>
-      <w:r>
-        <w:t xml:space="preserve"> </w:t>
+        <w:t xml:space="preserve">Clinical Data Derivation Engine </w:t>
       </w:r>
     </w:p>
     <w:p>
@@ -44,6 +41,7 @@
           <w:ilvl w:val="0"/>
           <w:numId w:val="1"/>
         </w:numPr>
+        <w:spacing w:line="360" w:lineRule="auto"/>
       </w:pPr>
       <w:r>
         <w:t>System Architecture</w:t>
@@ -52,10 +50,30 @@
         <w:t xml:space="preserve"> </w:t>
       </w:r>
     </w:p>
-    <w:p/>
     <w:p>
       <w:r>
-        <w:t>CDDE automates the SDTM-to-ADaM derivation step of the clinical trial data pipeline. The system reads a YAML transformation specification and structured SDTM data (XPT format), dispatches five specialized AI agents to generate, verify, and audit derivation code, and outputs analysis-ready ADaM datasets with a complete audit trail.</w:t>
+        <w:t>CDDE automates the SDTM-to-</w:t>
+      </w:r>
+      <w:proofErr w:type="spellStart"/>
+      <w:r>
+        <w:t>ADaM</w:t>
+      </w:r>
+      <w:proofErr w:type="spellEnd"/>
+      <w:r>
+        <w:t xml:space="preserve"> derivation step of the clinical trial data pipeline. Pipelines are YAML-driven and one engine runs three distinct configurations — express (automation-heavy), clinical (single HITL gate, demo default), and enterprise (21 CFR Part 11-aligned, three gates) — without code changes per study.</w:t>
+      </w:r>
+    </w:p>
+    <w:p>
+      <w:r>
+        <w:t xml:space="preserve">The system reads a YAML transformation specification and structured SDTM data (XPT format), dispatches five specialized AI agents to generate, verify, and audit derivation code, and outputs analysis-ready </w:t>
+      </w:r>
+      <w:proofErr w:type="spellStart"/>
+      <w:r>
+        <w:t>ADaM</w:t>
+      </w:r>
+      <w:proofErr w:type="spellEnd"/>
+      <w:r>
+        <w:t xml:space="preserve"> datasets with a complete audit trail.</w:t>
       </w:r>
     </w:p>
     <w:p>
@@ -78,7 +96,13 @@
         <w:t xml:space="preserve"> to m</w:t>
       </w:r>
       <w:r>
-        <w:t>anage the workflows and implement the HTIL steps</w:t>
+        <w:t>anage the workflows and implement the HI</w:t>
+      </w:r>
+      <w:r>
+        <w:t>T</w:t>
+      </w:r>
+      <w:r>
+        <w:t>L steps</w:t>
       </w:r>
       <w:r>
         <w:t>.</w:t>
@@ -93,7 +117,23 @@
         </w:numPr>
       </w:pPr>
       <w:r>
-        <w:t>A Python FastAPI/FastMCP backend exposing REST and MCP APIs</w:t>
+        <w:t xml:space="preserve">A Python </w:t>
+      </w:r>
+      <w:proofErr w:type="spellStart"/>
+      <w:r>
+        <w:t>FastAPI</w:t>
+      </w:r>
+      <w:proofErr w:type="spellEnd"/>
+      <w:r>
+        <w:t>/</w:t>
+      </w:r>
+      <w:proofErr w:type="spellStart"/>
+      <w:r>
+        <w:t>FastMCP</w:t>
+      </w:r>
+      <w:proofErr w:type="spellEnd"/>
+      <w:r>
+        <w:t xml:space="preserve"> backend exposing REST and MCP APIs</w:t>
       </w:r>
       <w:r>
         <w:t xml:space="preserve"> which is the core of the orchestrator.</w:t>
@@ -123,6 +163,7 @@
       <w:r>
         <w:t xml:space="preserve">2 specifications are provided to test: </w:t>
       </w:r>
+      <w:proofErr w:type="spellStart"/>
       <w:r>
         <w:rPr>
           <w:rFonts w:ascii="Consolas" w:hAnsi="Consolas"/>
@@ -131,6 +172,7 @@
         </w:rPr>
         <w:t>simple_mock</w:t>
       </w:r>
+      <w:proofErr w:type="spellEnd"/>
       <w:r>
         <w:rPr>
           <w:sz w:val="18"/>
@@ -182,7 +224,32 @@
       <w:r>
         <w:t>.</w:t>
       </w:r>
+      <w:r>
+        <w:t xml:space="preserve"> </w:t>
+      </w:r>
     </w:p>
+    <w:p>
+      <w:r>
+        <w:t xml:space="preserve">The CDISC Pilot Study is the industry-standard reference dataset for </w:t>
+      </w:r>
+      <w:proofErr w:type="spellStart"/>
+      <w:r>
+        <w:t>ADaM</w:t>
+      </w:r>
+      <w:proofErr w:type="spellEnd"/>
+      <w:r>
+        <w:t xml:space="preserve"> conformance — it ships with both the raw SDTM XPT files and the "correct answer" </w:t>
+      </w:r>
+      <w:proofErr w:type="spellStart"/>
+      <w:r>
+        <w:t>ADaM</w:t>
+      </w:r>
+      <w:proofErr w:type="spellEnd"/>
+      <w:r>
+        <w:t xml:space="preserve"> outputs, making it the only publicly available dataset suitable for testing end-to-end derivation pipelines against ground truth.</w:t>
+      </w:r>
+    </w:p>
+    <w:p/>
     <w:tbl>
       <w:tblPr>
         <w:tblStyle w:val="TableGrid"/>
@@ -199,6 +266,9 @@
           </w:tcPr>
           <w:p>
             <w:r>
+              <w:rPr>
+                <w:noProof/>
+              </w:rPr>
               <w:drawing>
                 <wp:inline distT="0" distB="0" distL="0" distR="0" wp14:anchorId="00CD2CCB" wp14:editId="50F44F35">
                   <wp:extent cx="6400323" cy="2867558"/>
@@ -254,7 +324,6 @@
               </w:drawing>
             </w:r>
           </w:p>
-          <w:p/>
         </w:tc>
       </w:tr>
       <w:tr>
@@ -267,16 +336,23 @@
               <w:jc w:val="center"/>
             </w:pPr>
             <w:r>
-              <w:t>Study team</w:t>
-            </w:r>
-            <w:r>
-              <w:t xml:space="preserve"> </w:t>
-            </w:r>
-            <w:r>
-              <w:t>flavor</w:t>
-            </w:r>
-            <w:r>
-              <w:t xml:space="preserve"> of the architecture</w:t>
+              <w:t xml:space="preserve">Team deployment: React SPA + </w:t>
+            </w:r>
+            <w:proofErr w:type="spellStart"/>
+            <w:r>
+              <w:t>FastAPI</w:t>
+            </w:r>
+            <w:proofErr w:type="spellEnd"/>
+            <w:r>
+              <w:t xml:space="preserve"> backend + PostgreSQL + </w:t>
+            </w:r>
+            <w:proofErr w:type="spellStart"/>
+            <w:r>
+              <w:t>AgentLens</w:t>
+            </w:r>
+            <w:proofErr w:type="spellEnd"/>
+            <w:r>
+              <w:t xml:space="preserve"> proxy in Docker Compose</w:t>
             </w:r>
           </w:p>
         </w:tc>
@@ -289,52 +365,123 @@
           <w:b/>
           <w:bCs/>
         </w:rPr>
+        <w:lastRenderedPageBreak/>
         <w:t>Key design choice:</w:t>
       </w:r>
       <w:r>
-        <w:t xml:space="preserve"> PydanticAI for typed agent abstractions (</w:t>
-      </w:r>
+        <w:t xml:space="preserve"> </w:t>
+      </w:r>
+      <w:proofErr w:type="spellStart"/>
+      <w:r>
+        <w:t>PydanticAI</w:t>
+      </w:r>
+      <w:proofErr w:type="spellEnd"/>
+      <w:r>
+        <w:t xml:space="preserve"> for typed agent abstractions (</w:t>
+      </w:r>
+      <w:proofErr w:type="gramStart"/>
       <w:r>
         <w:rPr>
           <w:rStyle w:val="VerbatimChar"/>
           <w:sz w:val="20"/>
           <w:szCs w:val="20"/>
         </w:rPr>
-        <w:t>Agent[DepsType, OutputType]</w:t>
-      </w:r>
-      <w:r>
-        <w:t xml:space="preserve">) + custom Python async orchestration for clinical workflow control. We evaluated CrewAI but rejected it: </w:t>
-      </w:r>
+        <w:t>Agent[</w:t>
+      </w:r>
+      <w:proofErr w:type="spellStart"/>
+      <w:proofErr w:type="gramEnd"/>
       <w:r>
         <w:rPr>
           <w:rStyle w:val="VerbatimChar"/>
           <w:sz w:val="20"/>
           <w:szCs w:val="20"/>
         </w:rPr>
-        <w:t>async_execution</w:t>
-      </w:r>
-      <w:r>
-        <w:t xml:space="preserve"> has known bugs (PR #2466), </w:t>
-      </w:r>
+        <w:t>DepsType</w:t>
+      </w:r>
+      <w:proofErr w:type="spellEnd"/>
       <w:r>
         <w:rPr>
           <w:rStyle w:val="VerbatimChar"/>
           <w:sz w:val="20"/>
           <w:szCs w:val="20"/>
         </w:rPr>
-        <w:t>human_input</w:t>
-      </w:r>
-      <w:r>
-        <w:t xml:space="preserve"> is CLI-only, and structured output is bolted-on rather than native. PydanticAI passed all five orchestration patterns in prototype validation (parallel agents via </w:t>
-      </w:r>
+        <w:t xml:space="preserve">, </w:t>
+      </w:r>
+      <w:proofErr w:type="spellStart"/>
       <w:r>
         <w:rPr>
           <w:rStyle w:val="VerbatimChar"/>
           <w:sz w:val="20"/>
           <w:szCs w:val="20"/>
         </w:rPr>
+        <w:t>OutputType</w:t>
+      </w:r>
+      <w:proofErr w:type="spellEnd"/>
+      <w:r>
+        <w:rPr>
+          <w:rStyle w:val="VerbatimChar"/>
+          <w:sz w:val="20"/>
+          <w:szCs w:val="20"/>
+        </w:rPr>
+        <w:t>]</w:t>
+      </w:r>
+      <w:r>
+        <w:t xml:space="preserve">) + custom Python async orchestration for clinical workflow control. We evaluated </w:t>
+      </w:r>
+      <w:proofErr w:type="spellStart"/>
+      <w:r>
+        <w:t>CrewAI</w:t>
+      </w:r>
+      <w:proofErr w:type="spellEnd"/>
+      <w:r>
+        <w:t xml:space="preserve"> but rejected it: </w:t>
+      </w:r>
+      <w:proofErr w:type="spellStart"/>
+      <w:r>
+        <w:rPr>
+          <w:rStyle w:val="VerbatimChar"/>
+          <w:sz w:val="20"/>
+          <w:szCs w:val="20"/>
+        </w:rPr>
+        <w:t>async_execution</w:t>
+      </w:r>
+      <w:proofErr w:type="spellEnd"/>
+      <w:r>
+        <w:t xml:space="preserve"> has known bugs (PR #2466), </w:t>
+      </w:r>
+      <w:proofErr w:type="spellStart"/>
+      <w:r>
+        <w:rPr>
+          <w:rStyle w:val="VerbatimChar"/>
+          <w:sz w:val="20"/>
+          <w:szCs w:val="20"/>
+        </w:rPr>
+        <w:t>human_input</w:t>
+      </w:r>
+      <w:proofErr w:type="spellEnd"/>
+      <w:r>
+        <w:t xml:space="preserve"> is CLI-only, and structured output is bolted-on rather than native. </w:t>
+      </w:r>
+      <w:proofErr w:type="spellStart"/>
+      <w:r>
+        <w:t>PydanticAI</w:t>
+      </w:r>
+      <w:proofErr w:type="spellEnd"/>
+      <w:r>
+        <w:t xml:space="preserve"> passed all five orchestration patterns in prototype validation (parallel agents via </w:t>
+      </w:r>
+      <w:proofErr w:type="spellStart"/>
+      <w:proofErr w:type="gramStart"/>
+      <w:r>
+        <w:rPr>
+          <w:rStyle w:val="VerbatimChar"/>
+          <w:sz w:val="20"/>
+          <w:szCs w:val="20"/>
+        </w:rPr>
         <w:t>asyncio.gather</w:t>
       </w:r>
+      <w:proofErr w:type="spellEnd"/>
+      <w:proofErr w:type="gramEnd"/>
       <w:r>
         <w:t xml:space="preserve"> arrived within 0.01s).</w:t>
       </w:r>
@@ -350,11 +497,7 @@
         <w:spacing w:before="160" w:after="80"/>
       </w:pPr>
       <w:r>
-        <w:lastRenderedPageBreak/>
-        <w:t>A</w:t>
-      </w:r>
-      <w:r>
-        <w:t>gent/module roles</w:t>
+        <w:t>Agent/module roles</w:t>
       </w:r>
     </w:p>
     <w:p>
@@ -501,6 +644,7 @@
                 <w:szCs w:val="16"/>
               </w:rPr>
             </w:pPr>
+            <w:proofErr w:type="spellStart"/>
             <w:r>
               <w:rPr>
                 <w:rStyle w:val="VerbatimChar"/>
@@ -509,6 +653,7 @@
               </w:rPr>
               <w:t>SpecInterpretation</w:t>
             </w:r>
+            <w:proofErr w:type="spellEnd"/>
           </w:p>
         </w:tc>
         <w:tc>
@@ -590,6 +735,7 @@
                 <w:szCs w:val="16"/>
               </w:rPr>
             </w:pPr>
+            <w:proofErr w:type="spellStart"/>
             <w:r>
               <w:rPr>
                 <w:rStyle w:val="VerbatimChar"/>
@@ -598,6 +744,7 @@
               </w:rPr>
               <w:t>DerivationCode</w:t>
             </w:r>
+            <w:proofErr w:type="spellEnd"/>
           </w:p>
         </w:tc>
         <w:tc>
@@ -679,6 +826,7 @@
                 <w:szCs w:val="16"/>
               </w:rPr>
             </w:pPr>
+            <w:proofErr w:type="spellStart"/>
             <w:r>
               <w:rPr>
                 <w:rStyle w:val="VerbatimChar"/>
@@ -687,6 +835,7 @@
               </w:rPr>
               <w:t>DerivationCode</w:t>
             </w:r>
+            <w:proofErr w:type="spellEnd"/>
           </w:p>
         </w:tc>
         <w:tc>
@@ -768,6 +917,7 @@
                 <w:szCs w:val="16"/>
               </w:rPr>
             </w:pPr>
+            <w:proofErr w:type="spellStart"/>
             <w:r>
               <w:rPr>
                 <w:rStyle w:val="VerbatimChar"/>
@@ -776,6 +926,7 @@
               </w:rPr>
               <w:t>DebugAnalysis</w:t>
             </w:r>
+            <w:proofErr w:type="spellEnd"/>
           </w:p>
         </w:tc>
         <w:tc>
@@ -857,6 +1008,7 @@
                 <w:szCs w:val="16"/>
               </w:rPr>
             </w:pPr>
+            <w:proofErr w:type="spellStart"/>
             <w:r>
               <w:rPr>
                 <w:rStyle w:val="VerbatimChar"/>
@@ -865,6 +1017,7 @@
               </w:rPr>
               <w:t>AuditSummary</w:t>
             </w:r>
+            <w:proofErr w:type="spellEnd"/>
           </w:p>
         </w:tc>
         <w:tc>
@@ -935,8 +1088,85 @@
         <w:t xml:space="preserve"> </w:t>
       </w:r>
       <w:r>
-        <w:t>All agents produce validated Pydantic output types. PydanticAI retries automatically on malformed responses.</w:t>
-      </w:r>
+        <w:t xml:space="preserve">All agents produce validated </w:t>
+      </w:r>
+      <w:proofErr w:type="spellStart"/>
+      <w:r>
+        <w:t>Pydantic</w:t>
+      </w:r>
+      <w:proofErr w:type="spellEnd"/>
+      <w:r>
+        <w:t xml:space="preserve"> output types. </w:t>
+      </w:r>
+      <w:proofErr w:type="spellStart"/>
+      <w:r>
+        <w:t>PydanticAI</w:t>
+      </w:r>
+      <w:proofErr w:type="spellEnd"/>
+      <w:r>
+        <w:t xml:space="preserve"> retries automatically on malformed responses.</w:t>
+      </w:r>
+    </w:p>
+    <w:p>
+      <w:pPr>
+        <w:pStyle w:val="Heading3"/>
+        <w:rPr>
+          <w:rFonts w:asciiTheme="minorHAnsi" w:eastAsiaTheme="minorEastAsia" w:hAnsiTheme="minorHAnsi" w:cstheme="minorBidi"/>
+          <w:b/>
+          <w:bCs/>
+          <w:color w:val="auto"/>
+          <w:sz w:val="20"/>
+          <w:szCs w:val="20"/>
+        </w:rPr>
+      </w:pPr>
+      <w:r>
+        <w:rPr>
+          <w:rFonts w:asciiTheme="minorHAnsi" w:eastAsiaTheme="minorEastAsia" w:hAnsiTheme="minorHAnsi" w:cstheme="minorBidi"/>
+          <w:b/>
+          <w:bCs/>
+          <w:color w:val="auto"/>
+          <w:sz w:val="20"/>
+          <w:szCs w:val="20"/>
+        </w:rPr>
+        <w:t>Data Security: Dual-Dataset Architecture</w:t>
+      </w:r>
+    </w:p>
+    <w:p>
+      <w:pPr>
+        <w:rPr>
+          <w:rFonts w:asciiTheme="majorHAnsi" w:eastAsiaTheme="majorEastAsia" w:hAnsiTheme="majorHAnsi" w:cstheme="majorBidi"/>
+          <w:color w:val="404040" w:themeColor="text1" w:themeTint="BF"/>
+        </w:rPr>
+      </w:pPr>
+      <w:r>
+        <w:t>Agents never see patient data. The LLM receives schema metadata + a synthetic reference dataset (10-20 fake rows, same structure). Tools execute on real data locally and return only aggregates (null counts, value ranges, pass/fail) -- never raw patient rows. This is the correct production architecture, not a prototype shortcut: agents need data shape, not data content. The </w:t>
+      </w:r>
+      <w:proofErr w:type="spellStart"/>
+      <w:r>
+        <w:rPr>
+          <w:rFonts w:ascii="Consolas" w:hAnsi="Consolas"/>
+        </w:rPr>
+        <w:t>inspect_data</w:t>
+      </w:r>
+      <w:proofErr w:type="spellEnd"/>
+      <w:r>
+        <w:t> tool is the security gate</w:t>
+      </w:r>
+      <w:r>
+        <w:rPr>
+          <w:rFonts w:asciiTheme="majorHAnsi" w:eastAsiaTheme="majorEastAsia" w:hAnsiTheme="majorHAnsi" w:cstheme="majorBidi"/>
+          <w:color w:val="404040" w:themeColor="text1" w:themeTint="BF"/>
+        </w:rPr>
+        <w:t>.</w:t>
+      </w:r>
+    </w:p>
+    <w:p>
+      <w:pPr>
+        <w:rPr>
+          <w:rFonts w:asciiTheme="majorHAnsi" w:eastAsiaTheme="majorEastAsia" w:hAnsiTheme="majorHAnsi" w:cstheme="majorBidi"/>
+          <w:color w:val="404040" w:themeColor="text1" w:themeTint="BF"/>
+        </w:rPr>
+      </w:pPr>
     </w:p>
     <w:p>
       <w:pPr>
@@ -948,10 +1178,7 @@
         <w:spacing w:before="160" w:after="80"/>
       </w:pPr>
       <w:r>
-        <w:t>O</w:t>
-      </w:r>
-      <w:r>
-        <w:t>rchestration logic</w:t>
+        <w:t>Orchestration logic</w:t>
       </w:r>
     </w:p>
     <w:p>
@@ -1002,6 +1229,7 @@
         <w:t>. Adding a new workflow variant is a YAML edit, not a code change.</w:t>
       </w:r>
     </w:p>
+    <w:p/>
     <w:tbl>
       <w:tblPr>
         <w:tblStyle w:val="TableGrid"/>
@@ -1023,6 +1251,7 @@
           <w:p>
             <w:r>
               <w:rPr>
+                <w:noProof/>
                 <w:lang w:val="en-US"/>
               </w:rPr>
               <w:drawing>
@@ -1080,13 +1309,18 @@
               <w:t>Orchestration pipeline</w:t>
             </w:r>
             <w:r>
-              <w:t xml:space="preserve"> with sequential, fan-out/fan-in, concurrent/compare, HTIL patterns</w:t>
+              <w:t xml:space="preserve"> with sequential, fan-out/fan-in, concurrent/compare, HI</w:t>
+            </w:r>
+            <w:r>
+              <w:t>T</w:t>
+            </w:r>
+            <w:r>
+              <w:t>L patterns</w:t>
             </w:r>
           </w:p>
         </w:tc>
       </w:tr>
     </w:tbl>
-    <w:p/>
     <w:p>
       <w:pPr>
         <w:pStyle w:val="Heading2"/>
@@ -1097,10 +1331,8 @@
         <w:spacing w:before="160" w:after="80"/>
       </w:pPr>
       <w:r>
-        <w:t>D</w:t>
-      </w:r>
-      <w:r>
-        <w:t>ependency handling</w:t>
+        <w:lastRenderedPageBreak/>
+        <w:t>Dependency handling</w:t>
       </w:r>
     </w:p>
     <w:p>
@@ -1153,6 +1385,7 @@
             </w:pPr>
             <w:r>
               <w:rPr>
+                <w:noProof/>
                 <w:lang w:val="en-US"/>
               </w:rPr>
               <w:drawing>
@@ -1216,9 +1449,9 @@
     <w:p/>
     <w:p>
       <w:r>
-        <w:lastRenderedPageBreak/>
         <w:t xml:space="preserve">The engine reads </w:t>
       </w:r>
+      <w:proofErr w:type="spellStart"/>
       <w:r>
         <w:rPr>
           <w:rStyle w:val="VerbatimChar"/>
@@ -1227,9 +1460,11 @@
         </w:rPr>
         <w:t>source_columns</w:t>
       </w:r>
+      <w:proofErr w:type="spellEnd"/>
       <w:r>
         <w:t xml:space="preserve"> from the spec and detects dependencies automatically: if EFFFL lists ITTFL and SAFFL (both derived), the DAG ensures they are computed first. </w:t>
       </w:r>
+      <w:proofErr w:type="spellStart"/>
       <w:r>
         <w:rPr>
           <w:rStyle w:val="VerbatimChar"/>
@@ -1238,6 +1473,7 @@
         </w:rPr>
         <w:t>networkx</w:t>
       </w:r>
+      <w:proofErr w:type="spellEnd"/>
       <w:r>
         <w:t xml:space="preserve"> topological sort determines layer execution order. Cycles are detected and rejected loudly.</w:t>
       </w:r>
@@ -1252,8 +1488,18 @@
           <w:sz w:val="20"/>
           <w:szCs w:val="20"/>
         </w:rPr>
-        <w:t>domain/models.py: DAGNode</w:t>
-      </w:r>
+        <w:t xml:space="preserve">domain/models.py: </w:t>
+      </w:r>
+      <w:proofErr w:type="spellStart"/>
+      <w:r>
+        <w:rPr>
+          <w:rStyle w:val="VerbatimChar"/>
+          <w:sz w:val="20"/>
+          <w:szCs w:val="20"/>
+        </w:rPr>
+        <w:t>DAGNode</w:t>
+      </w:r>
+      <w:proofErr w:type="spellEnd"/>
       <w:r>
         <w:t xml:space="preserve">) </w:t>
       </w:r>
@@ -1264,6 +1510,7 @@
         <w:t xml:space="preserve"> derivation rule, generated code, agent provenance, QC status, and human approval – making the graph the single source of truth for execution, lineage, and audit.</w:t>
       </w:r>
     </w:p>
+    <w:p/>
     <w:p>
       <w:pPr>
         <w:pStyle w:val="Heading2"/>
@@ -1289,7 +1536,15 @@
         <w:t>depth over count</w:t>
       </w:r>
       <w:r>
-        <w:t xml:space="preserve"> for HITL gates — the clinical_derivation pipeline has </w:t>
+        <w:t xml:space="preserve"> for HITL gates — the </w:t>
+      </w:r>
+      <w:proofErr w:type="spellStart"/>
+      <w:r>
+        <w:t>clinical_derivation</w:t>
+      </w:r>
+      <w:proofErr w:type="spellEnd"/>
+      <w:r>
+        <w:t xml:space="preserve"> pipeline has </w:t>
       </w:r>
       <w:r>
         <w:rPr>
@@ -1301,6 +1556,7 @@
       <w:r>
         <w:t xml:space="preserve"> gate (</w:t>
       </w:r>
+      <w:proofErr w:type="spellStart"/>
       <w:r>
         <w:rPr>
           <w:rStyle w:val="VerbatimChar"/>
@@ -1309,9 +1565,11 @@
         </w:rPr>
         <w:t>human_review</w:t>
       </w:r>
+      <w:proofErr w:type="spellEnd"/>
       <w:r>
         <w:t xml:space="preserve">) but three distinct actions, each backed by a REST endpoint and a React dialog, each persisting to </w:t>
       </w:r>
+      <w:proofErr w:type="spellStart"/>
       <w:r>
         <w:rPr>
           <w:rStyle w:val="VerbatimChar"/>
@@ -1320,6 +1578,7 @@
         </w:rPr>
         <w:t>FeedbackRepository</w:t>
       </w:r>
+      <w:proofErr w:type="spellEnd"/>
       <w:r>
         <w:t>:</w:t>
       </w:r>
@@ -1477,194 +1736,25 @@
                 <w:sz w:val="14"/>
                 <w:szCs w:val="14"/>
               </w:rPr>
-              <w:t>/workflows/{id}/approve</w:t>
-            </w:r>
-          </w:p>
-        </w:tc>
-        <w:tc>
-          <w:tcPr>
-            <w:tcW w:w="3261" w:type="dxa"/>
-          </w:tcPr>
-          <w:p>
-            <w:pPr>
-              <w:pStyle w:val="Compact"/>
-              <w:rPr>
-                <w:sz w:val="16"/>
-                <w:szCs w:val="16"/>
-              </w:rPr>
-            </w:pPr>
-            <w:r>
-              <w:rPr>
-                <w:sz w:val="16"/>
-                <w:szCs w:val="16"/>
-              </w:rPr>
-              <w:t xml:space="preserve">Opens </w:t>
-            </w:r>
-            <w:r>
-              <w:rPr>
-                <w:rStyle w:val="VerbatimChar"/>
-                <w:sz w:val="16"/>
-                <w:szCs w:val="16"/>
-              </w:rPr>
-              <w:t>ApprovalDialog</w:t>
-            </w:r>
-            <w:r>
-              <w:rPr>
-                <w:sz w:val="16"/>
-                <w:szCs w:val="16"/>
-              </w:rPr>
-              <w:t>, sees per-variable checkboxes defaulting to approved, unchecks any variable that needs rework, optionally adds a free-text note</w:t>
-            </w:r>
-          </w:p>
-        </w:tc>
-        <w:tc>
-          <w:tcPr>
-            <w:tcW w:w="3984" w:type="dxa"/>
-          </w:tcPr>
-          <w:p>
-            <w:pPr>
-              <w:pStyle w:val="Compact"/>
-              <w:rPr>
-                <w:sz w:val="16"/>
-                <w:szCs w:val="16"/>
-              </w:rPr>
-            </w:pPr>
-            <w:r>
-              <w:rPr>
-                <w:sz w:val="16"/>
-                <w:szCs w:val="16"/>
-              </w:rPr>
-              <w:t xml:space="preserve">One </w:t>
-            </w:r>
-            <w:r>
-              <w:rPr>
-                <w:rStyle w:val="VerbatimChar"/>
-                <w:sz w:val="16"/>
-                <w:szCs w:val="16"/>
-              </w:rPr>
-              <w:t>FeedbackRow</w:t>
-            </w:r>
-            <w:r>
-              <w:rPr>
-                <w:sz w:val="16"/>
-                <w:szCs w:val="16"/>
-              </w:rPr>
-              <w:t xml:space="preserve"> per </w:t>
-            </w:r>
-            <w:r>
-              <w:rPr>
-                <w:rStyle w:val="VerbatimChar"/>
-                <w:sz w:val="16"/>
-                <w:szCs w:val="16"/>
-              </w:rPr>
-              <w:t>VariableDecision</w:t>
-            </w:r>
-            <w:r>
-              <w:rPr>
-                <w:sz w:val="16"/>
-                <w:szCs w:val="16"/>
-              </w:rPr>
-              <w:t xml:space="preserve">, </w:t>
-            </w:r>
-            <w:r>
-              <w:rPr>
-                <w:rStyle w:val="VerbatimChar"/>
-                <w:sz w:val="16"/>
-                <w:szCs w:val="16"/>
-              </w:rPr>
-              <w:t>action_taken</w:t>
-            </w:r>
-            <w:r>
-              <w:rPr>
-                <w:sz w:val="16"/>
-                <w:szCs w:val="16"/>
-              </w:rPr>
-              <w:t xml:space="preserve"> = </w:t>
-            </w:r>
-            <w:r>
-              <w:rPr>
-                <w:rStyle w:val="VerbatimChar"/>
-                <w:sz w:val="16"/>
-                <w:szCs w:val="16"/>
-              </w:rPr>
-              <w:t>approved</w:t>
-            </w:r>
-            <w:r>
-              <w:rPr>
-                <w:sz w:val="16"/>
-                <w:szCs w:val="16"/>
-              </w:rPr>
-              <w:t xml:space="preserve"> / </w:t>
-            </w:r>
-            <w:r>
-              <w:rPr>
-                <w:rStyle w:val="VerbatimChar"/>
-                <w:sz w:val="16"/>
-                <w:szCs w:val="16"/>
-              </w:rPr>
-              <w:t>rejected</w:t>
-            </w:r>
-            <w:r>
-              <w:rPr>
-                <w:sz w:val="16"/>
-                <w:szCs w:val="16"/>
-              </w:rPr>
-              <w:t xml:space="preserve"> per row</w:t>
-            </w:r>
-          </w:p>
-        </w:tc>
-      </w:tr>
-      <w:tr>
-        <w:tc>
-          <w:tcPr>
-            <w:tcW w:w="1229" w:type="dxa"/>
-          </w:tcPr>
-          <w:p>
-            <w:pPr>
-              <w:pStyle w:val="Compact"/>
-              <w:rPr>
-                <w:sz w:val="16"/>
-                <w:szCs w:val="16"/>
-              </w:rPr>
-            </w:pPr>
-            <w:r>
-              <w:rPr>
-                <w:b/>
-                <w:bCs/>
-                <w:sz w:val="16"/>
-                <w:szCs w:val="16"/>
-              </w:rPr>
-              <w:t>Reject with reason</w:t>
-            </w:r>
-          </w:p>
-        </w:tc>
-        <w:tc>
-          <w:tcPr>
-            <w:tcW w:w="1606" w:type="dxa"/>
-          </w:tcPr>
-          <w:p>
-            <w:pPr>
-              <w:pStyle w:val="Compact"/>
-              <w:rPr>
-                <w:sz w:val="16"/>
-                <w:szCs w:val="16"/>
-              </w:rPr>
-            </w:pPr>
-            <w:r>
-              <w:rPr>
-                <w:rStyle w:val="VerbatimChar"/>
-                <w:sz w:val="16"/>
-                <w:szCs w:val="16"/>
-              </w:rPr>
-              <w:t xml:space="preserve">POST </w:t>
-            </w:r>
+              <w:t>/</w:t>
+            </w:r>
+            <w:proofErr w:type="gramStart"/>
             <w:r>
               <w:rPr>
                 <w:rStyle w:val="VerbatimChar"/>
                 <w:sz w:val="14"/>
                 <w:szCs w:val="14"/>
               </w:rPr>
-              <w:t>/workflows/{id}/reject</w:t>
+              <w:t>workflows/{id}/</w:t>
+            </w:r>
+            <w:proofErr w:type="gramEnd"/>
+            <w:r>
+              <w:rPr>
+                <w:rStyle w:val="VerbatimChar"/>
+                <w:sz w:val="14"/>
+                <w:szCs w:val="14"/>
+              </w:rPr>
+              <w:t>approve</w:t>
             </w:r>
           </w:p>
         </w:tc>
@@ -1687,14 +1777,240 @@
               </w:rPr>
               <w:t xml:space="preserve">Opens </w:t>
             </w:r>
+            <w:proofErr w:type="spellStart"/>
             <w:r>
               <w:rPr>
                 <w:rStyle w:val="VerbatimChar"/>
                 <w:sz w:val="16"/>
                 <w:szCs w:val="16"/>
               </w:rPr>
+              <w:t>ApprovalDialog</w:t>
+            </w:r>
+            <w:proofErr w:type="spellEnd"/>
+            <w:r>
+              <w:rPr>
+                <w:sz w:val="16"/>
+                <w:szCs w:val="16"/>
+              </w:rPr>
+              <w:t>, sees per-variable checkboxes defaulting to approved, unchecks any variable that needs rework, optionally adds a free-text note</w:t>
+            </w:r>
+          </w:p>
+        </w:tc>
+        <w:tc>
+          <w:tcPr>
+            <w:tcW w:w="3984" w:type="dxa"/>
+          </w:tcPr>
+          <w:p>
+            <w:pPr>
+              <w:pStyle w:val="Compact"/>
+              <w:rPr>
+                <w:sz w:val="16"/>
+                <w:szCs w:val="16"/>
+              </w:rPr>
+            </w:pPr>
+            <w:r>
+              <w:rPr>
+                <w:sz w:val="16"/>
+                <w:szCs w:val="16"/>
+              </w:rPr>
+              <w:t xml:space="preserve">One </w:t>
+            </w:r>
+            <w:proofErr w:type="spellStart"/>
+            <w:r>
+              <w:rPr>
+                <w:rStyle w:val="VerbatimChar"/>
+                <w:sz w:val="16"/>
+                <w:szCs w:val="16"/>
+              </w:rPr>
+              <w:t>FeedbackRow</w:t>
+            </w:r>
+            <w:proofErr w:type="spellEnd"/>
+            <w:r>
+              <w:rPr>
+                <w:sz w:val="16"/>
+                <w:szCs w:val="16"/>
+              </w:rPr>
+              <w:t xml:space="preserve"> per </w:t>
+            </w:r>
+            <w:proofErr w:type="spellStart"/>
+            <w:r>
+              <w:rPr>
+                <w:rStyle w:val="VerbatimChar"/>
+                <w:sz w:val="16"/>
+                <w:szCs w:val="16"/>
+              </w:rPr>
+              <w:t>VariableDecision</w:t>
+            </w:r>
+            <w:proofErr w:type="spellEnd"/>
+            <w:r>
+              <w:rPr>
+                <w:sz w:val="16"/>
+                <w:szCs w:val="16"/>
+              </w:rPr>
+              <w:t xml:space="preserve">, </w:t>
+            </w:r>
+            <w:proofErr w:type="spellStart"/>
+            <w:r>
+              <w:rPr>
+                <w:rStyle w:val="VerbatimChar"/>
+                <w:sz w:val="16"/>
+                <w:szCs w:val="16"/>
+              </w:rPr>
+              <w:t>action_taken</w:t>
+            </w:r>
+            <w:proofErr w:type="spellEnd"/>
+            <w:r>
+              <w:rPr>
+                <w:sz w:val="16"/>
+                <w:szCs w:val="16"/>
+              </w:rPr>
+              <w:t xml:space="preserve"> = </w:t>
+            </w:r>
+            <w:r>
+              <w:rPr>
+                <w:rStyle w:val="VerbatimChar"/>
+                <w:sz w:val="16"/>
+                <w:szCs w:val="16"/>
+              </w:rPr>
+              <w:t>approved</w:t>
+            </w:r>
+            <w:r>
+              <w:rPr>
+                <w:sz w:val="16"/>
+                <w:szCs w:val="16"/>
+              </w:rPr>
+              <w:t xml:space="preserve"> / </w:t>
+            </w:r>
+            <w:r>
+              <w:rPr>
+                <w:rStyle w:val="VerbatimChar"/>
+                <w:sz w:val="16"/>
+                <w:szCs w:val="16"/>
+              </w:rPr>
+              <w:t>rejected</w:t>
+            </w:r>
+            <w:r>
+              <w:rPr>
+                <w:sz w:val="16"/>
+                <w:szCs w:val="16"/>
+              </w:rPr>
+              <w:t xml:space="preserve"> per row</w:t>
+            </w:r>
+          </w:p>
+        </w:tc>
+      </w:tr>
+      <w:tr>
+        <w:tc>
+          <w:tcPr>
+            <w:tcW w:w="1229" w:type="dxa"/>
+          </w:tcPr>
+          <w:p>
+            <w:pPr>
+              <w:pStyle w:val="Compact"/>
+              <w:rPr>
+                <w:sz w:val="16"/>
+                <w:szCs w:val="16"/>
+              </w:rPr>
+            </w:pPr>
+            <w:proofErr w:type="gramStart"/>
+            <w:r>
+              <w:rPr>
+                <w:b/>
+                <w:bCs/>
+                <w:sz w:val="16"/>
+                <w:szCs w:val="16"/>
+              </w:rPr>
+              <w:t>Reject</w:t>
+            </w:r>
+            <w:proofErr w:type="gramEnd"/>
+            <w:r>
+              <w:rPr>
+                <w:b/>
+                <w:bCs/>
+                <w:sz w:val="16"/>
+                <w:szCs w:val="16"/>
+              </w:rPr>
+              <w:t xml:space="preserve"> with reason</w:t>
+            </w:r>
+          </w:p>
+        </w:tc>
+        <w:tc>
+          <w:tcPr>
+            <w:tcW w:w="1606" w:type="dxa"/>
+          </w:tcPr>
+          <w:p>
+            <w:pPr>
+              <w:pStyle w:val="Compact"/>
+              <w:rPr>
+                <w:sz w:val="16"/>
+                <w:szCs w:val="16"/>
+              </w:rPr>
+            </w:pPr>
+            <w:r>
+              <w:rPr>
+                <w:rStyle w:val="VerbatimChar"/>
+                <w:sz w:val="16"/>
+                <w:szCs w:val="16"/>
+              </w:rPr>
+              <w:t xml:space="preserve">POST </w:t>
+            </w:r>
+            <w:r>
+              <w:rPr>
+                <w:rStyle w:val="VerbatimChar"/>
+                <w:sz w:val="14"/>
+                <w:szCs w:val="14"/>
+              </w:rPr>
+              <w:t>/</w:t>
+            </w:r>
+            <w:proofErr w:type="gramStart"/>
+            <w:r>
+              <w:rPr>
+                <w:rStyle w:val="VerbatimChar"/>
+                <w:sz w:val="14"/>
+                <w:szCs w:val="14"/>
+              </w:rPr>
+              <w:t>workflows/{id}/</w:t>
+            </w:r>
+            <w:proofErr w:type="gramEnd"/>
+            <w:r>
+              <w:rPr>
+                <w:rStyle w:val="VerbatimChar"/>
+                <w:sz w:val="14"/>
+                <w:szCs w:val="14"/>
+              </w:rPr>
+              <w:t>reject</w:t>
+            </w:r>
+          </w:p>
+        </w:tc>
+        <w:tc>
+          <w:tcPr>
+            <w:tcW w:w="3261" w:type="dxa"/>
+          </w:tcPr>
+          <w:p>
+            <w:pPr>
+              <w:pStyle w:val="Compact"/>
+              <w:rPr>
+                <w:sz w:val="16"/>
+                <w:szCs w:val="16"/>
+              </w:rPr>
+            </w:pPr>
+            <w:r>
+              <w:rPr>
+                <w:sz w:val="16"/>
+                <w:szCs w:val="16"/>
+              </w:rPr>
+              <w:t xml:space="preserve">Opens </w:t>
+            </w:r>
+            <w:proofErr w:type="spellStart"/>
+            <w:r>
+              <w:rPr>
+                <w:rStyle w:val="VerbatimChar"/>
+                <w:sz w:val="16"/>
+                <w:szCs w:val="16"/>
+              </w:rPr>
               <w:t>RejectDialog</w:t>
             </w:r>
+            <w:proofErr w:type="spellEnd"/>
             <w:r>
               <w:rPr>
                 <w:sz w:val="16"/>
@@ -1723,6 +2039,7 @@
               </w:rPr>
               <w:t xml:space="preserve">Workflow-level </w:t>
             </w:r>
+            <w:proofErr w:type="spellStart"/>
             <w:r>
               <w:rPr>
                 <w:rStyle w:val="VerbatimChar"/>
@@ -1731,6 +2048,7 @@
               </w:rPr>
               <w:t>FeedbackRow</w:t>
             </w:r>
+            <w:proofErr w:type="spellEnd"/>
             <w:r>
               <w:rPr>
                 <w:sz w:val="16"/>
@@ -1753,6 +2071,7 @@
               </w:rPr>
               <w:t xml:space="preserve"> audit event; FSM fails cleanly via </w:t>
             </w:r>
+            <w:proofErr w:type="spellStart"/>
             <w:r>
               <w:rPr>
                 <w:rStyle w:val="VerbatimChar"/>
@@ -1761,6 +2080,7 @@
               </w:rPr>
               <w:t>WorkflowRejectedError</w:t>
             </w:r>
+            <w:proofErr w:type="spellEnd"/>
             <w:r>
               <w:rPr>
                 <w:sz w:val="16"/>
@@ -1783,6 +2103,7 @@
               </w:rPr>
               <w:t xml:space="preserve">, not </w:t>
             </w:r>
+            <w:proofErr w:type="spellStart"/>
             <w:r>
               <w:rPr>
                 <w:rStyle w:val="VerbatimChar"/>
@@ -1791,6 +2112,7 @@
               </w:rPr>
               <w:t>BaseException</w:t>
             </w:r>
+            <w:proofErr w:type="spellEnd"/>
             <w:r>
               <w:rPr>
                 <w:sz w:val="16"/>
@@ -1855,7 +2177,25 @@
                 <w:sz w:val="14"/>
                 <w:szCs w:val="14"/>
               </w:rPr>
-              <w:t>/workflows/{id}/variables/{var}/override</w:t>
+              <w:t>/</w:t>
+            </w:r>
+            <w:proofErr w:type="gramStart"/>
+            <w:r>
+              <w:rPr>
+                <w:rStyle w:val="VerbatimChar"/>
+                <w:sz w:val="14"/>
+                <w:szCs w:val="14"/>
+              </w:rPr>
+              <w:t>workflows/{id}/</w:t>
+            </w:r>
+            <w:proofErr w:type="gramEnd"/>
+            <w:r>
+              <w:rPr>
+                <w:rStyle w:val="VerbatimChar"/>
+                <w:sz w:val="14"/>
+                <w:szCs w:val="14"/>
+              </w:rPr>
+              <w:t>variables/{var}/override</w:t>
             </w:r>
           </w:p>
         </w:tc>
@@ -1878,6 +2218,7 @@
               </w:rPr>
               <w:t xml:space="preserve">Opens </w:t>
             </w:r>
+            <w:proofErr w:type="spellStart"/>
             <w:r>
               <w:rPr>
                 <w:rStyle w:val="VerbatimChar"/>
@@ -1886,12 +2227,29 @@
               </w:rPr>
               <w:t>CodeEditorDialog</w:t>
             </w:r>
-            <w:r>
-              <w:rPr>
-                <w:sz w:val="16"/>
-                <w:szCs w:val="16"/>
-              </w:rPr>
-              <w:t>, edits the approved pandas expression, provides a mandatory change reason</w:t>
+            <w:proofErr w:type="spellEnd"/>
+            <w:r>
+              <w:rPr>
+                <w:sz w:val="16"/>
+                <w:szCs w:val="16"/>
+              </w:rPr>
+              <w:t xml:space="preserve">, edits the approved </w:t>
+            </w:r>
+            <w:proofErr w:type="gramStart"/>
+            <w:r>
+              <w:rPr>
+                <w:sz w:val="16"/>
+                <w:szCs w:val="16"/>
+              </w:rPr>
+              <w:t>pandas</w:t>
+            </w:r>
+            <w:proofErr w:type="gramEnd"/>
+            <w:r>
+              <w:rPr>
+                <w:sz w:val="16"/>
+                <w:szCs w:val="16"/>
+              </w:rPr>
+              <w:t xml:space="preserve"> expression, provides a mandatory change reason</w:t>
             </w:r>
           </w:p>
         </w:tc>
@@ -1914,6 +2272,7 @@
               </w:rPr>
               <w:t xml:space="preserve">New code is executed on </w:t>
             </w:r>
+            <w:proofErr w:type="spellStart"/>
             <w:r>
               <w:rPr>
                 <w:rStyle w:val="VerbatimChar"/>
@@ -1922,6 +2281,7 @@
               </w:rPr>
               <w:t>derived_df</w:t>
             </w:r>
+            <w:proofErr w:type="spellEnd"/>
             <w:r>
               <w:rPr>
                 <w:sz w:val="16"/>
@@ -1945,6 +2305,7 @@
               </w:rPr>
               <w:t xml:space="preserve"> state mutation; on success the DAG node, audit trail, and </w:t>
             </w:r>
+            <w:proofErr w:type="spellStart"/>
             <w:r>
               <w:rPr>
                 <w:rStyle w:val="VerbatimChar"/>
@@ -1953,12 +2314,20 @@
               </w:rPr>
               <w:t>FeedbackRow</w:t>
             </w:r>
-            <w:r>
-              <w:rPr>
-                <w:sz w:val="16"/>
-                <w:szCs w:val="16"/>
-              </w:rPr>
-              <w:t xml:space="preserve"> are all committed in one transaction; on failure the original code is preserved and the dialog shows the 400 response inline</w:t>
+            <w:proofErr w:type="spellEnd"/>
+            <w:r>
+              <w:rPr>
+                <w:sz w:val="16"/>
+                <w:szCs w:val="16"/>
+              </w:rPr>
+              <w:t xml:space="preserve"> are </w:t>
+            </w:r>
+            <w:r>
+              <w:rPr>
+                <w:sz w:val="16"/>
+                <w:szCs w:val="16"/>
+              </w:rPr>
+              <w:t>updated together.</w:t>
             </w:r>
           </w:p>
         </w:tc>
@@ -2038,6 +2407,9 @@
         <w:t xml:space="preserve"> every HITL gate is a reviewer context switch. Clinical SMEs are expensive; their time is the bottleneck. A single rich dialog where the reviewer scans all variables at once, ticks or unticks in bulk, and confirms is cheaper to operate than four separate interruptions. </w:t>
       </w:r>
     </w:p>
+    <w:p/>
+    <w:p/>
+    <w:p/>
     <w:p>
       <w:pPr>
         <w:pStyle w:val="Heading2"/>
@@ -2048,10 +2420,8 @@
         <w:spacing w:before="160" w:after="80"/>
       </w:pPr>
       <w:r>
-        <w:t>T</w:t>
-      </w:r>
-      <w:r>
-        <w:t>raceability</w:t>
+        <w:lastRenderedPageBreak/>
+        <w:t>Traceability</w:t>
       </w:r>
     </w:p>
     <w:p>
@@ -2198,12 +2568,37 @@
                 <w:szCs w:val="16"/>
               </w:rPr>
             </w:pPr>
-            <w:r>
-              <w:rPr>
-                <w:sz w:val="16"/>
-                <w:szCs w:val="16"/>
-              </w:rPr>
-              <w:t>AgentLens (OTel proxy)</w:t>
+            <w:proofErr w:type="spellStart"/>
+            <w:r>
+              <w:rPr>
+                <w:sz w:val="16"/>
+                <w:szCs w:val="16"/>
+              </w:rPr>
+              <w:t>AgentLens</w:t>
+            </w:r>
+            <w:proofErr w:type="spellEnd"/>
+            <w:r>
+              <w:rPr>
+                <w:sz w:val="16"/>
+                <w:szCs w:val="16"/>
+              </w:rPr>
+              <w:t xml:space="preserve"> (</w:t>
+            </w:r>
+            <w:proofErr w:type="spellStart"/>
+            <w:r>
+              <w:rPr>
+                <w:sz w:val="16"/>
+                <w:szCs w:val="16"/>
+              </w:rPr>
+              <w:t>OTel</w:t>
+            </w:r>
+            <w:proofErr w:type="spellEnd"/>
+            <w:r>
+              <w:rPr>
+                <w:sz w:val="16"/>
+                <w:szCs w:val="16"/>
+              </w:rPr>
+              <w:t xml:space="preserve"> proxy)</w:t>
             </w:r>
           </w:p>
         </w:tc>
@@ -2286,6 +2681,7 @@
                 <w:szCs w:val="16"/>
               </w:rPr>
             </w:pPr>
+            <w:proofErr w:type="spellStart"/>
             <w:r>
               <w:rPr>
                 <w:sz w:val="16"/>
@@ -2293,6 +2689,7 @@
               </w:rPr>
               <w:t>loguru</w:t>
             </w:r>
+            <w:proofErr w:type="spellEnd"/>
           </w:p>
         </w:tc>
         <w:tc>
@@ -2439,6 +2836,7 @@
       <w:r>
         <w:t xml:space="preserve">The audit trail is append-only (no record deletion) and exports to JSON for programmatic analysis and HTML for presentation. Every derivation step produces an </w:t>
       </w:r>
+      <w:proofErr w:type="spellStart"/>
       <w:r>
         <w:rPr>
           <w:rStyle w:val="VerbatimChar"/>
@@ -2447,12 +2845,24 @@
         </w:rPr>
         <w:t>AuditRecord</w:t>
       </w:r>
-      <w:r>
-        <w:t>: timestamp, agent, input hash, output hash, rule applied, QC result, human approval. This satisfies 21 CFR Part 11 traceability requirements.</w:t>
+      <w:proofErr w:type="spellEnd"/>
+      <w:r>
+        <w:t xml:space="preserve">: timestamp, agent, input hash, output hash, rule applied, QC result, human approval. </w:t>
       </w:r>
     </w:p>
-    <w:p/>
-    <w:p/>
+    <w:p>
+      <w:r>
+        <w:t xml:space="preserve">The audit trail design aligns with 21 CFR Part 11 §11.10 principles: secure computer-generated audit trails with </w:t>
+      </w:r>
+      <w:proofErr w:type="gramStart"/>
+      <w:r>
+        <w:t>time-stamps</w:t>
+      </w:r>
+      <w:proofErr w:type="gramEnd"/>
+      <w:r>
+        <w:t xml:space="preserve"> (§11.10(e)), operational system checks for permitted sequencing via the pipeline FSM (§11.10(f)). Authority checks (§11.10(h)) are a production extension — the prototype's HITL approval is anonymous and would require SSO/LDAP integration for compliance.</w:t>
+      </w:r>
+    </w:p>
     <w:p/>
     <w:p>
       <w:pPr>
@@ -2464,11 +2874,7 @@
         <w:spacing w:before="160" w:after="80"/>
       </w:pPr>
       <w:r>
-        <w:lastRenderedPageBreak/>
-        <w:t>M</w:t>
-      </w:r>
-      <w:r>
-        <w:t>emory design</w:t>
+        <w:t>Memory design</w:t>
       </w:r>
     </w:p>
     <w:tbl>
@@ -2610,6 +3016,7 @@
                 <w:szCs w:val="16"/>
               </w:rPr>
             </w:pPr>
+            <w:proofErr w:type="spellStart"/>
             <w:r>
               <w:rPr>
                 <w:rStyle w:val="VerbatimChar"/>
@@ -2618,6 +3025,7 @@
               </w:rPr>
               <w:t>PipelineContext</w:t>
             </w:r>
+            <w:proofErr w:type="spellEnd"/>
             <w:r>
               <w:rPr>
                 <w:sz w:val="16"/>
@@ -2625,6 +3033,7 @@
               </w:rPr>
               <w:t xml:space="preserve"> in-memory + </w:t>
             </w:r>
+            <w:proofErr w:type="spellStart"/>
             <w:r>
               <w:rPr>
                 <w:rStyle w:val="VerbatimChar"/>
@@ -2633,6 +3042,7 @@
               </w:rPr>
               <w:t>workflow_states</w:t>
             </w:r>
+            <w:proofErr w:type="spellEnd"/>
             <w:r>
               <w:rPr>
                 <w:sz w:val="16"/>
@@ -2682,6 +3092,7 @@
               </w:rPr>
               <w:t xml:space="preserve">DAG, </w:t>
             </w:r>
+            <w:proofErr w:type="spellStart"/>
             <w:r>
               <w:rPr>
                 <w:rStyle w:val="VerbatimChar"/>
@@ -2690,6 +3101,7 @@
               </w:rPr>
               <w:t>derived_df</w:t>
             </w:r>
+            <w:proofErr w:type="spellEnd"/>
             <w:r>
               <w:rPr>
                 <w:sz w:val="16"/>
@@ -2766,6 +3178,7 @@
               </w:rPr>
               <w:t xml:space="preserve"> + </w:t>
             </w:r>
+            <w:proofErr w:type="spellStart"/>
             <w:r>
               <w:rPr>
                 <w:rStyle w:val="VerbatimChar"/>
@@ -2774,6 +3187,7 @@
               </w:rPr>
               <w:t>qc_history</w:t>
             </w:r>
+            <w:proofErr w:type="spellEnd"/>
             <w:r>
               <w:rPr>
                 <w:sz w:val="16"/>
@@ -2839,11 +3253,17 @@
         <w:t>three</w:t>
       </w:r>
       <w:r>
-        <w:t> PydanticAI LTM tools, each surfacing a distinct signal source so the LLM can weigh them by authority (human &gt; debugger &gt; prior agent). The system prompt instructs the coder to query them in order before generating code:</w:t>
-      </w:r>
-      <w:r>
-        <w:t xml:space="preserve"> </w:t>
-      </w:r>
+        <w:t> </w:t>
+      </w:r>
+      <w:proofErr w:type="spellStart"/>
+      <w:r>
+        <w:t>PydanticAI</w:t>
+      </w:r>
+      <w:proofErr w:type="spellEnd"/>
+      <w:r>
+        <w:t xml:space="preserve"> LTM tools, each surfacing a distinct signal source so the LLM can weigh them by authority (human &gt; debugger &gt; prior agent). The system prompt instructs the coder to query them in order before generating code: </w:t>
+      </w:r>
+      <w:proofErr w:type="spellStart"/>
       <w:r>
         <w:rPr>
           <w:rStyle w:val="VerbatimChar"/>
@@ -2852,6 +3272,7 @@
         </w:rPr>
         <w:t>query_feedback</w:t>
       </w:r>
+      <w:proofErr w:type="spellEnd"/>
       <w:r>
         <w:rPr>
           <w:rStyle w:val="VerbatimChar"/>
@@ -2860,6 +3281,7 @@
         </w:rPr>
         <w:t xml:space="preserve">, </w:t>
       </w:r>
+      <w:proofErr w:type="spellStart"/>
       <w:r>
         <w:rPr>
           <w:rStyle w:val="VerbatimChar"/>
@@ -2868,6 +3290,7 @@
         </w:rPr>
         <w:t>query_qc_history</w:t>
       </w:r>
+      <w:proofErr w:type="spellEnd"/>
       <w:r>
         <w:rPr>
           <w:rStyle w:val="VerbatimChar"/>
@@ -2876,6 +3299,7 @@
         </w:rPr>
         <w:t xml:space="preserve">, </w:t>
       </w:r>
+      <w:proofErr w:type="spellStart"/>
       <w:r>
         <w:rPr>
           <w:rStyle w:val="VerbatimChar"/>
@@ -2884,10 +3308,30 @@
         </w:rPr>
         <w:t>query_patterns</w:t>
       </w:r>
+      <w:proofErr w:type="spellEnd"/>
     </w:p>
     <w:p>
       <w:r>
-        <w:t> The save_patterns builtin runs </w:t>
+        <w:t> The </w:t>
+      </w:r>
+      <w:proofErr w:type="spellStart"/>
+      <w:r>
+        <w:rPr>
+          <w:rStyle w:val="VerbatimChar"/>
+          <w:sz w:val="20"/>
+          <w:szCs w:val="20"/>
+        </w:rPr>
+        <w:t>save_patterns</w:t>
+      </w:r>
+      <w:proofErr w:type="spellEnd"/>
+      <w:r>
+        <w:t> built</w:t>
+      </w:r>
+      <w:r>
+        <w:t>-</w:t>
+      </w:r>
+      <w:r>
+        <w:t>in runs </w:t>
       </w:r>
       <w:r>
         <w:rPr>
@@ -2897,7 +3341,15 @@
         <w:t>after</w:t>
       </w:r>
       <w:r>
-        <w:t> the human_review HITL gate and </w:t>
+        <w:t> the </w:t>
+      </w:r>
+      <w:proofErr w:type="spellStart"/>
+      <w:r>
+        <w:t>human_review</w:t>
+      </w:r>
+      <w:proofErr w:type="spellEnd"/>
+      <w:r>
+        <w:t> HITL gate and </w:t>
       </w:r>
       <w:r>
         <w:rPr>
@@ -2907,10 +3359,7 @@
         <w:t>before</w:t>
       </w:r>
       <w:r>
-        <w:t> audit</w:t>
-      </w:r>
-      <w:r>
-        <w:t>.</w:t>
+        <w:t> audit.</w:t>
       </w:r>
     </w:p>
     <w:p/>
@@ -2924,10 +3373,7 @@
         <w:spacing w:before="160" w:after="80"/>
       </w:pPr>
       <w:r>
-        <w:t>T</w:t>
-      </w:r>
-      <w:r>
-        <w:t>rade-offs</w:t>
+        <w:t>Trade-offs</w:t>
       </w:r>
     </w:p>
     <w:tbl>
@@ -3073,21 +3519,7 @@
                 <w:sz w:val="16"/>
                 <w:szCs w:val="16"/>
               </w:rPr>
-              <w:t xml:space="preserve">One deep HITL gate in clinical mode (3 actions: approve-with-feedback / reject-with-reason / code override); 3 </w:t>
-            </w:r>
-            <w:r>
-              <w:rPr>
-                <w:sz w:val="16"/>
-                <w:szCs w:val="16"/>
-              </w:rPr>
-              <w:t>separate</w:t>
-            </w:r>
-            <w:r>
-              <w:rPr>
-                <w:sz w:val="16"/>
-                <w:szCs w:val="16"/>
-              </w:rPr>
-              <w:t xml:space="preserve"> gates in enterprise mode for 21 CFR Part 11 — same engine, different pipeline YAML</w:t>
+              <w:t>One deep HITL gate in clinical mode (3 actions: approve-with-feedback / reject-with-reason / code override)</w:t>
             </w:r>
           </w:p>
         </w:tc>
@@ -3150,7 +3582,41 @@
                 <w:sz w:val="16"/>
                 <w:szCs w:val="16"/>
               </w:rPr>
-              <w:t>Hybrid: LLM generates, deterministic comparator verifies, ground-truth comparison validates against the regulator’s reference, guards enforce constraints</w:t>
+              <w:t xml:space="preserve">Hybrid: </w:t>
+            </w:r>
+            <w:r>
+              <w:rPr>
+                <w:sz w:val="16"/>
+                <w:szCs w:val="16"/>
+                <w:lang w:val="en-CA"/>
+              </w:rPr>
+              <w:t>LLM generates, deterministic comparator verifies, ground-truth comparison validates against the regulator's reference</w:t>
+            </w:r>
+            <w:r>
+              <w:rPr>
+                <w:sz w:val="16"/>
+                <w:szCs w:val="16"/>
+                <w:lang w:val="en-CA"/>
+              </w:rPr>
+              <w:t>, pipeline-level runtime checks (</w:t>
+            </w:r>
+            <w:proofErr w:type="spellStart"/>
+            <w:r>
+              <w:rPr>
+                <w:sz w:val="16"/>
+                <w:szCs w:val="16"/>
+                <w:lang w:val="en-CA"/>
+              </w:rPr>
+              <w:t>inspect_data</w:t>
+            </w:r>
+            <w:proofErr w:type="spellEnd"/>
+            <w:r>
+              <w:rPr>
+                <w:sz w:val="16"/>
+                <w:szCs w:val="16"/>
+                <w:lang w:val="en-CA"/>
+              </w:rPr>
+              <w:t> security gate, AST similarity, structured output validation) catch inconsistencies before human review</w:t>
             </w:r>
           </w:p>
         </w:tc>
@@ -3218,103 +3684,6 @@
                 <w:szCs w:val="16"/>
               </w:rPr>
               <w:t>Pipelines are YAML — one engine, three ship-ready configs (express / clinical / enterprise), and per-study guard configs dial compliance independently</w:t>
-            </w:r>
-          </w:p>
-        </w:tc>
-      </w:tr>
-      <w:tr>
-        <w:tc>
-          <w:tcPr>
-            <w:tcW w:w="1560" w:type="dxa"/>
-          </w:tcPr>
-          <w:p>
-            <w:pPr>
-              <w:pStyle w:val="Compact"/>
-              <w:rPr>
-                <w:sz w:val="16"/>
-                <w:szCs w:val="16"/>
-              </w:rPr>
-            </w:pPr>
-            <w:r>
-              <w:rPr>
-                <w:b/>
-                <w:bCs/>
-                <w:sz w:val="16"/>
-                <w:szCs w:val="16"/>
-              </w:rPr>
-              <w:t>Pipeline in code vs. YAML</w:t>
-            </w:r>
-          </w:p>
-        </w:tc>
-        <w:tc>
-          <w:tcPr>
-            <w:tcW w:w="3260" w:type="dxa"/>
-          </w:tcPr>
-          <w:p>
-            <w:pPr>
-              <w:pStyle w:val="Compact"/>
-              <w:rPr>
-                <w:sz w:val="16"/>
-                <w:szCs w:val="16"/>
-              </w:rPr>
-            </w:pPr>
-            <w:r>
-              <w:rPr>
-                <w:sz w:val="16"/>
-                <w:szCs w:val="16"/>
-              </w:rPr>
-              <w:t xml:space="preserve">Hardcoded </w:t>
-            </w:r>
-            <w:r>
-              <w:rPr>
-                <w:rStyle w:val="VerbatimChar"/>
-                <w:sz w:val="16"/>
-                <w:szCs w:val="16"/>
-              </w:rPr>
-              <w:t>run_workflow()</w:t>
-            </w:r>
-            <w:r>
-              <w:rPr>
-                <w:sz w:val="16"/>
-                <w:szCs w:val="16"/>
-              </w:rPr>
-              <w:t xml:space="preserve"> vs. YAML step definitions + executor registry</w:t>
-            </w:r>
-          </w:p>
-        </w:tc>
-        <w:tc>
-          <w:tcPr>
-            <w:tcW w:w="5260" w:type="dxa"/>
-          </w:tcPr>
-          <w:p>
-            <w:pPr>
-              <w:pStyle w:val="Compact"/>
-              <w:rPr>
-                <w:sz w:val="16"/>
-                <w:szCs w:val="16"/>
-              </w:rPr>
-            </w:pPr>
-            <w:r>
-              <w:rPr>
-                <w:sz w:val="16"/>
-                <w:szCs w:val="16"/>
-              </w:rPr>
-              <w:t xml:space="preserve">YAML. Adding a new workflow = new file in </w:t>
-            </w:r>
-            <w:r>
-              <w:rPr>
-                <w:rStyle w:val="VerbatimChar"/>
-                <w:sz w:val="16"/>
-                <w:szCs w:val="16"/>
-              </w:rPr>
-              <w:t>config/pipelines/</w:t>
-            </w:r>
-            <w:r>
-              <w:rPr>
-                <w:sz w:val="16"/>
-                <w:szCs w:val="16"/>
-              </w:rPr>
-              <w:t>, zero code changes. This is what lets us ship three pipelines from one engine.</w:t>
             </w:r>
           </w:p>
         </w:tc>
@@ -3332,75 +3701,16 @@
     </w:p>
     <w:p>
       <w:pPr>
-        <w:rPr>
-          <w:rFonts w:asciiTheme="majorHAnsi" w:eastAsiaTheme="majorEastAsia" w:hAnsiTheme="majorHAnsi" w:cstheme="majorBidi"/>
-          <w:color w:val="404040" w:themeColor="text1" w:themeTint="BF"/>
-          <w:sz w:val="28"/>
-          <w:szCs w:val="28"/>
-        </w:rPr>
-      </w:pPr>
-      <w:r>
-        <w:rPr>
-          <w:rFonts w:asciiTheme="majorHAnsi" w:eastAsiaTheme="majorEastAsia" w:hAnsiTheme="majorHAnsi" w:cstheme="majorBidi"/>
-          <w:color w:val="404040" w:themeColor="text1" w:themeTint="BF"/>
-          <w:sz w:val="28"/>
-          <w:szCs w:val="28"/>
-        </w:rPr>
-        <w:br w:type="page"/>
-      </w:r>
-    </w:p>
-    <w:p>
-      <w:pPr>
         <w:pStyle w:val="Heading2"/>
         <w:spacing w:before="160" w:after="80"/>
       </w:pPr>
       <w:r>
         <w:lastRenderedPageBreak/>
-        <w:t>Appendix</w:t>
-      </w:r>
-    </w:p>
-    <w:p>
-      <w:pPr>
-        <w:pStyle w:val="Heading3"/>
-      </w:pPr>
-      <w:r>
-        <w:t>Data Security: Dual-Dataset Architecture</w:t>
-      </w:r>
-    </w:p>
-    <w:p>
-      <w:pPr>
-        <w:rPr>
-          <w:rFonts w:asciiTheme="majorHAnsi" w:eastAsiaTheme="majorEastAsia" w:hAnsiTheme="majorHAnsi" w:cstheme="majorBidi"/>
-          <w:color w:val="404040" w:themeColor="text1" w:themeTint="BF"/>
-        </w:rPr>
-      </w:pPr>
-      <w:r>
-        <w:t>Agents never see patient data. The LLM receives schema metadata + a synthetic reference dataset (10-20 fake rows, same structure). Tools execute on real data locally and return only aggregates (null counts, value ranges, pass/fail) -- never raw patient rows. This is the correct production architecture, not a prototype shortcut: agents need data shape, not data content. The </w:t>
-      </w:r>
-      <w:r>
-        <w:rPr>
-          <w:rFonts w:ascii="Consolas" w:hAnsi="Consolas"/>
-        </w:rPr>
-        <w:t>inspect_data</w:t>
-      </w:r>
-      <w:r>
-        <w:t> tool is the security gate</w:t>
-      </w:r>
-      <w:r>
-        <w:rPr>
-          <w:rFonts w:asciiTheme="majorHAnsi" w:eastAsiaTheme="majorEastAsia" w:hAnsiTheme="majorHAnsi" w:cstheme="majorBidi"/>
-          <w:color w:val="404040" w:themeColor="text1" w:themeTint="BF"/>
-        </w:rPr>
-        <w:t>.</w:t>
-      </w:r>
-    </w:p>
-    <w:p>
-      <w:pPr>
-        <w:rPr>
-          <w:rFonts w:asciiTheme="majorHAnsi" w:eastAsiaTheme="majorEastAsia" w:hAnsiTheme="majorHAnsi" w:cstheme="majorBidi"/>
-          <w:color w:val="404040" w:themeColor="text1" w:themeTint="BF"/>
-        </w:rPr>
-      </w:pPr>
+        <w:t>Appendi</w:t>
+      </w:r>
+      <w:r>
+        <w:t>ces</w:t>
+      </w:r>
     </w:p>
     <w:p>
       <w:pPr>
@@ -3499,10 +3809,23 @@
           <w:b/>
           <w:bCs/>
         </w:rPr>
-        <w:t>Software Architecture</w:t>
-      </w:r>
-      <w:r>
-        <w:t>: for this solution, using PydanticAI and a custom orchestrator and AgentLens for observability was a good solution but at scale, migrating to the LangChain ecosystem could make more sense.</w:t>
+        <w:t>Framework evolution at scale: </w:t>
+      </w:r>
+      <w:proofErr w:type="spellStart"/>
+      <w:r>
+        <w:t>PydanticAI</w:t>
+      </w:r>
+      <w:proofErr w:type="spellEnd"/>
+      <w:r>
+        <w:t xml:space="preserve"> + custom async orchestration scales well for single-pipeline workloads. For multi-study platform deployments (100+ concurrent workflows, cross-study pattern learning, distributed tracing), the natural evolution is a dedicated workflow engine — Temporal, Airflow, or a workflow-native framework with first-class agent primitives. The agent layer stays on </w:t>
+      </w:r>
+      <w:proofErr w:type="spellStart"/>
+      <w:r>
+        <w:t>PydanticAI</w:t>
+      </w:r>
+      <w:proofErr w:type="spellEnd"/>
+      <w:r>
+        <w:t>; the orchestration layer moves.</w:t>
       </w:r>
     </w:p>
     <w:p>
@@ -3561,6 +3884,9 @@
           </w:tcPr>
           <w:p>
             <w:r>
+              <w:rPr>
+                <w:noProof/>
+              </w:rPr>
               <w:drawing>
                 <wp:inline distT="0" distB="0" distL="0" distR="0" wp14:anchorId="17BF1072" wp14:editId="17E69A8A">
                   <wp:extent cx="6400800" cy="3032125"/>
@@ -3620,8 +3946,6 @@
       </w:tr>
     </w:tbl>
     <w:p/>
-    <w:p/>
-    <w:p/>
     <w:tbl>
       <w:tblPr>
         <w:tblStyle w:val="Table"/>
@@ -3630,8 +3954,8 @@
         <w:tblLook w:val="0020" w:firstRow="1" w:lastRow="0" w:firstColumn="0" w:lastColumn="0" w:noHBand="0" w:noVBand="0"/>
       </w:tblPr>
       <w:tblGrid>
-        <w:gridCol w:w="1520"/>
-        <w:gridCol w:w="4280"/>
+        <w:gridCol w:w="1843"/>
+        <w:gridCol w:w="3957"/>
         <w:gridCol w:w="4280"/>
       </w:tblGrid>
       <w:tr>
@@ -3641,29 +3965,28 @@
         </w:trPr>
         <w:tc>
           <w:tcPr>
-            <w:tcW w:w="1520" w:type="dxa"/>
-          </w:tcPr>
-          <w:p>
-            <w:pPr>
-              <w:pStyle w:val="Compact"/>
-              <w:rPr>
-                <w:sz w:val="16"/>
-                <w:szCs w:val="16"/>
-              </w:rPr>
-            </w:pPr>
-            <w:r>
-              <w:rPr>
-                <w:sz w:val="16"/>
-                <w:szCs w:val="16"/>
-              </w:rPr>
-              <w:lastRenderedPageBreak/>
+            <w:tcW w:w="1843" w:type="dxa"/>
+          </w:tcPr>
+          <w:p>
+            <w:pPr>
+              <w:pStyle w:val="Compact"/>
+              <w:rPr>
+                <w:sz w:val="16"/>
+                <w:szCs w:val="16"/>
+              </w:rPr>
+            </w:pPr>
+            <w:r>
+              <w:rPr>
+                <w:sz w:val="16"/>
+                <w:szCs w:val="16"/>
+              </w:rPr>
               <w:t>Local</w:t>
             </w:r>
           </w:p>
         </w:tc>
         <w:tc>
           <w:tcPr>
-            <w:tcW w:w="4280" w:type="dxa"/>
+            <w:tcW w:w="3957" w:type="dxa"/>
           </w:tcPr>
           <w:p>
             <w:pPr>
@@ -3707,7 +4030,7 @@
       <w:tr>
         <w:tc>
           <w:tcPr>
-            <w:tcW w:w="1520" w:type="dxa"/>
+            <w:tcW w:w="1843" w:type="dxa"/>
           </w:tcPr>
           <w:p>
             <w:pPr>
@@ -3728,22 +4051,38 @@
         </w:tc>
         <w:tc>
           <w:tcPr>
-            <w:tcW w:w="4280" w:type="dxa"/>
-          </w:tcPr>
-          <w:p>
-            <w:pPr>
-              <w:pStyle w:val="Compact"/>
-              <w:rPr>
-                <w:sz w:val="16"/>
-                <w:szCs w:val="16"/>
-              </w:rPr>
-            </w:pPr>
-            <w:r>
-              <w:rPr>
-                <w:sz w:val="16"/>
-                <w:szCs w:val="16"/>
-              </w:rPr>
-              <w:t>PostgreSQL (same SQLAlchemy async models)</w:t>
+            <w:tcW w:w="3957" w:type="dxa"/>
+          </w:tcPr>
+          <w:p>
+            <w:pPr>
+              <w:pStyle w:val="Compact"/>
+              <w:rPr>
+                <w:sz w:val="16"/>
+                <w:szCs w:val="16"/>
+              </w:rPr>
+            </w:pPr>
+            <w:r>
+              <w:rPr>
+                <w:sz w:val="16"/>
+                <w:szCs w:val="16"/>
+              </w:rPr>
+              <w:t xml:space="preserve">PostgreSQL (same </w:t>
+            </w:r>
+            <w:proofErr w:type="spellStart"/>
+            <w:r>
+              <w:rPr>
+                <w:sz w:val="16"/>
+                <w:szCs w:val="16"/>
+              </w:rPr>
+              <w:t>SQLAlchemy</w:t>
+            </w:r>
+            <w:proofErr w:type="spellEnd"/>
+            <w:r>
+              <w:rPr>
+                <w:sz w:val="16"/>
+                <w:szCs w:val="16"/>
+              </w:rPr>
+              <w:t xml:space="preserve"> async models)</w:t>
             </w:r>
           </w:p>
         </w:tc>
@@ -3772,7 +4111,7 @@
       <w:tr>
         <w:tc>
           <w:tcPr>
-            <w:tcW w:w="1520" w:type="dxa"/>
+            <w:tcW w:w="1843" w:type="dxa"/>
           </w:tcPr>
           <w:p>
             <w:pPr>
@@ -3800,6 +4139,43 @@
         </w:tc>
         <w:tc>
           <w:tcPr>
+            <w:tcW w:w="3957" w:type="dxa"/>
+          </w:tcPr>
+          <w:p>
+            <w:pPr>
+              <w:pStyle w:val="Compact"/>
+              <w:rPr>
+                <w:sz w:val="16"/>
+                <w:szCs w:val="16"/>
+              </w:rPr>
+            </w:pPr>
+            <w:r>
+              <w:rPr>
+                <w:sz w:val="16"/>
+                <w:szCs w:val="16"/>
+              </w:rPr>
+              <w:t xml:space="preserve">Azure OpenAI in Sanofi </w:t>
+            </w:r>
+            <w:proofErr w:type="spellStart"/>
+            <w:r>
+              <w:rPr>
+                <w:sz w:val="16"/>
+                <w:szCs w:val="16"/>
+              </w:rPr>
+              <w:t>VNet</w:t>
+            </w:r>
+            <w:proofErr w:type="spellEnd"/>
+            <w:r>
+              <w:rPr>
+                <w:sz w:val="16"/>
+                <w:szCs w:val="16"/>
+              </w:rPr>
+              <w:t xml:space="preserve"> (private endpoint)</w:t>
+            </w:r>
+          </w:p>
+        </w:tc>
+        <w:tc>
+          <w:tcPr>
             <w:tcW w:w="4280" w:type="dxa"/>
           </w:tcPr>
           <w:p>
@@ -3815,28 +4191,23 @@
                 <w:sz w:val="16"/>
                 <w:szCs w:val="16"/>
               </w:rPr>
-              <w:t>Azure OpenAI in Sanofi VNet (private endpoint)</w:t>
-            </w:r>
-          </w:p>
-        </w:tc>
-        <w:tc>
-          <w:tcPr>
-            <w:tcW w:w="4280" w:type="dxa"/>
-          </w:tcPr>
-          <w:p>
-            <w:pPr>
-              <w:pStyle w:val="Compact"/>
-              <w:rPr>
-                <w:sz w:val="16"/>
-                <w:szCs w:val="16"/>
-              </w:rPr>
-            </w:pPr>
-            <w:r>
-              <w:rPr>
-                <w:sz w:val="16"/>
-                <w:szCs w:val="16"/>
-              </w:rPr>
-              <w:t>Azure OpenAI in Sanofi VNet (private endpoint)</w:t>
+              <w:t xml:space="preserve">Azure OpenAI in Sanofi </w:t>
+            </w:r>
+            <w:proofErr w:type="spellStart"/>
+            <w:r>
+              <w:rPr>
+                <w:sz w:val="16"/>
+                <w:szCs w:val="16"/>
+              </w:rPr>
+              <w:t>VNet</w:t>
+            </w:r>
+            <w:proofErr w:type="spellEnd"/>
+            <w:r>
+              <w:rPr>
+                <w:sz w:val="16"/>
+                <w:szCs w:val="16"/>
+              </w:rPr>
+              <w:t xml:space="preserve"> (private endpoint)</w:t>
             </w:r>
           </w:p>
         </w:tc>
@@ -3844,43 +4215,94 @@
       <w:tr>
         <w:tc>
           <w:tcPr>
-            <w:tcW w:w="1520" w:type="dxa"/>
-          </w:tcPr>
-          <w:p>
-            <w:pPr>
-              <w:pStyle w:val="Compact"/>
-              <w:rPr>
-                <w:sz w:val="16"/>
-                <w:szCs w:val="16"/>
-              </w:rPr>
-            </w:pPr>
-            <w:r>
-              <w:rPr>
-                <w:sz w:val="16"/>
-                <w:szCs w:val="16"/>
-              </w:rPr>
-              <w:t>Single-process dev server</w:t>
-            </w:r>
-          </w:p>
-        </w:tc>
-        <w:tc>
-          <w:tcPr>
-            <w:tcW w:w="4280" w:type="dxa"/>
-          </w:tcPr>
-          <w:p>
-            <w:pPr>
-              <w:pStyle w:val="Compact"/>
-              <w:rPr>
-                <w:sz w:val="16"/>
-                <w:szCs w:val="16"/>
-              </w:rPr>
-            </w:pPr>
-            <w:r>
-              <w:rPr>
-                <w:sz w:val="16"/>
-                <w:szCs w:val="16"/>
-              </w:rPr>
-              <w:t xml:space="preserve">Docker Compose (6 containers: nginx, </w:t>
+            <w:tcW w:w="1843" w:type="dxa"/>
+          </w:tcPr>
+          <w:p>
+            <w:pPr>
+              <w:pStyle w:val="Compact"/>
+              <w:rPr>
+                <w:sz w:val="16"/>
+                <w:szCs w:val="16"/>
+              </w:rPr>
+            </w:pPr>
+            <w:r>
+              <w:rPr>
+                <w:sz w:val="16"/>
+                <w:szCs w:val="16"/>
+              </w:rPr>
+              <w:t>Single-process</w:t>
+            </w:r>
+            <w:r>
+              <w:rPr>
+                <w:sz w:val="16"/>
+                <w:szCs w:val="16"/>
+              </w:rPr>
+              <w:t>es</w:t>
+            </w:r>
+            <w:r>
+              <w:rPr>
+                <w:sz w:val="16"/>
+                <w:szCs w:val="16"/>
+              </w:rPr>
+              <w:t xml:space="preserve"> dev server</w:t>
+            </w:r>
+            <w:r>
+              <w:rPr>
+                <w:sz w:val="16"/>
+                <w:szCs w:val="16"/>
+              </w:rPr>
+              <w:t xml:space="preserve"> (python, </w:t>
+            </w:r>
+            <w:proofErr w:type="spellStart"/>
+            <w:r>
+              <w:rPr>
+                <w:sz w:val="16"/>
+                <w:szCs w:val="16"/>
+              </w:rPr>
+              <w:t>pnpm</w:t>
+            </w:r>
+            <w:proofErr w:type="spellEnd"/>
+            <w:r>
+              <w:rPr>
+                <w:sz w:val="16"/>
+                <w:szCs w:val="16"/>
+              </w:rPr>
+              <w:t>)</w:t>
+            </w:r>
+          </w:p>
+        </w:tc>
+        <w:tc>
+          <w:tcPr>
+            <w:tcW w:w="3957" w:type="dxa"/>
+          </w:tcPr>
+          <w:p>
+            <w:pPr>
+              <w:pStyle w:val="Compact"/>
+              <w:rPr>
+                <w:sz w:val="16"/>
+                <w:szCs w:val="16"/>
+              </w:rPr>
+            </w:pPr>
+            <w:r>
+              <w:rPr>
+                <w:sz w:val="16"/>
+                <w:szCs w:val="16"/>
+              </w:rPr>
+              <w:t xml:space="preserve">Docker Compose </w:t>
+            </w:r>
+            <w:r>
+              <w:rPr>
+                <w:sz w:val="16"/>
+                <w:szCs w:val="16"/>
+              </w:rPr>
+              <w:t>(</w:t>
+            </w:r>
+            <w:r>
+              <w:rPr>
+                <w:sz w:val="16"/>
+                <w:szCs w:val="16"/>
+              </w:rPr>
+              <w:t xml:space="preserve">nginx, </w:t>
             </w:r>
             <w:r>
               <w:rPr>
@@ -3908,7 +4330,23 @@
                 <w:sz w:val="16"/>
                 <w:szCs w:val="16"/>
               </w:rPr>
-              <w:t>, PostgreSQL, AgentLens, Grafana/Loki)</w:t>
+              <w:t xml:space="preserve">, PostgreSQL, </w:t>
+            </w:r>
+            <w:proofErr w:type="spellStart"/>
+            <w:r>
+              <w:rPr>
+                <w:sz w:val="16"/>
+                <w:szCs w:val="16"/>
+              </w:rPr>
+              <w:t>AgentLens</w:t>
+            </w:r>
+            <w:proofErr w:type="spellEnd"/>
+            <w:r>
+              <w:rPr>
+                <w:sz w:val="16"/>
+                <w:szCs w:val="16"/>
+              </w:rPr>
+              <w:t>)</w:t>
             </w:r>
           </w:p>
         </w:tc>
@@ -3951,21 +4389,21 @@
       <w:tr>
         <w:tc>
           <w:tcPr>
-            <w:tcW w:w="1520" w:type="dxa"/>
-          </w:tcPr>
-          <w:p>
-            <w:pPr>
-              <w:pStyle w:val="Compact"/>
-              <w:rPr>
-                <w:sz w:val="16"/>
-                <w:szCs w:val="16"/>
-              </w:rPr>
-            </w:pPr>
-          </w:p>
-        </w:tc>
-        <w:tc>
-          <w:tcPr>
-            <w:tcW w:w="4280" w:type="dxa"/>
+            <w:tcW w:w="1843" w:type="dxa"/>
+          </w:tcPr>
+          <w:p>
+            <w:pPr>
+              <w:pStyle w:val="Compact"/>
+              <w:rPr>
+                <w:sz w:val="16"/>
+                <w:szCs w:val="16"/>
+              </w:rPr>
+            </w:pPr>
+          </w:p>
+        </w:tc>
+        <w:tc>
+          <w:tcPr>
+            <w:tcW w:w="3957" w:type="dxa"/>
           </w:tcPr>
           <w:p>
             <w:pPr>
@@ -4005,6 +4443,7 @@
           <w:bCs/>
           <w:lang w:val="en-US"/>
         </w:rPr>
+        <w:lastRenderedPageBreak/>
         <w:t xml:space="preserve">Notes: </w:t>
       </w:r>
       <w:r>
@@ -4017,7 +4456,33 @@
         <w:rPr>
           <w:lang w:val="en-US"/>
         </w:rPr>
-        <w:t>public cloud deployments (Azure, GCP, AWS), PaaS services such as Azure AppServices (Docker) or AKS (k8s), Azure Database for PostreSQL can be used</w:t>
+        <w:t xml:space="preserve">public cloud deployments (Azure, GCP, AWS), PaaS services such as Azure </w:t>
+      </w:r>
+      <w:proofErr w:type="spellStart"/>
+      <w:r>
+        <w:rPr>
+          <w:lang w:val="en-US"/>
+        </w:rPr>
+        <w:t>AppServices</w:t>
+      </w:r>
+      <w:proofErr w:type="spellEnd"/>
+      <w:r>
+        <w:rPr>
+          <w:lang w:val="en-US"/>
+        </w:rPr>
+        <w:t xml:space="preserve"> (Docker) or AKS (k8s), Azure Database for Post</w:t>
+      </w:r>
+      <w:r>
+        <w:rPr>
+          <w:lang w:val="en-US"/>
+        </w:rPr>
+        <w:t>g</w:t>
+      </w:r>
+      <w:r>
+        <w:rPr>
+          <w:lang w:val="en-US"/>
+        </w:rPr>
+        <w:t>reSQL can be used</w:t>
       </w:r>
       <w:r>
         <w:rPr>
@@ -4048,13 +4513,1088 @@
         </w:rPr>
         <w:t>Comparison with Ground Truth</w:t>
       </w:r>
+      <w:r>
+        <w:rPr>
+          <w:lang w:val="en-US"/>
+        </w:rPr>
+        <w:t xml:space="preserve"> for CDISC Pilot Data</w:t>
+      </w:r>
     </w:p>
     <w:p>
       <w:pPr>
+        <w:pStyle w:val="ListParagraph"/>
+        <w:numPr>
+          <w:ilvl w:val="0"/>
+          <w:numId w:val="5"/>
+        </w:numPr>
         <w:rPr>
           <w:lang w:val="en-US"/>
         </w:rPr>
       </w:pPr>
+      <w:r>
+        <w:t xml:space="preserve">3 / 7 variables matched the regulator's reference exactly (AGEGR1, SAFFL, ITTFL). </w:t>
+      </w:r>
+    </w:p>
+    <w:p>
+      <w:pPr>
+        <w:pStyle w:val="ListParagraph"/>
+        <w:numPr>
+          <w:ilvl w:val="0"/>
+          <w:numId w:val="5"/>
+        </w:numPr>
+        <w:rPr>
+          <w:lang w:val="en-US"/>
+        </w:rPr>
+      </w:pPr>
+      <w:r>
+        <w:t xml:space="preserve">4 / 7 surfaced explainable discrepancies — each correctly flagged by the comparator. </w:t>
+      </w:r>
+    </w:p>
+    <w:p>
+      <w:pPr>
+        <w:pStyle w:val="ListParagraph"/>
+        <w:numPr>
+          <w:ilvl w:val="0"/>
+          <w:numId w:val="5"/>
+        </w:numPr>
+        <w:rPr>
+          <w:lang w:val="en-US"/>
+        </w:rPr>
+      </w:pPr>
+      <w:r>
+        <w:t>The comparison step catches every disagreement, which is precisely its purpose in a regulated pipeline.</w:t>
+      </w:r>
+    </w:p>
+    <w:tbl>
+      <w:tblPr>
+        <w:tblStyle w:val="Table"/>
+        <w:tblW w:w="5000" w:type="pct"/>
+        <w:tblLayout w:type="fixed"/>
+        <w:tblLook w:val="0020" w:firstRow="1" w:lastRow="0" w:firstColumn="0" w:lastColumn="0" w:noHBand="0" w:noVBand="0"/>
+      </w:tblPr>
+      <w:tblGrid>
+        <w:gridCol w:w="1110"/>
+        <w:gridCol w:w="2990"/>
+        <w:gridCol w:w="2990"/>
+        <w:gridCol w:w="2990"/>
+      </w:tblGrid>
+      <w:tr>
+        <w:trPr>
+          <w:cnfStyle w:val="100000000000" w:firstRow="1" w:lastRow="0" w:firstColumn="0" w:lastColumn="0" w:oddVBand="0" w:evenVBand="0" w:oddHBand="0" w:evenHBand="0" w:firstRowFirstColumn="0" w:firstRowLastColumn="0" w:lastRowFirstColumn="0" w:lastRowLastColumn="0"/>
+          <w:tblHeader/>
+        </w:trPr>
+        <w:tc>
+          <w:tcPr>
+            <w:tcW w:w="1110" w:type="dxa"/>
+            <w:tcBorders>
+              <w:bottom w:val="single" w:sz="4" w:space="0" w:color="auto"/>
+            </w:tcBorders>
+          </w:tcPr>
+          <w:p>
+            <w:pPr>
+              <w:pStyle w:val="Compact"/>
+              <w:rPr>
+                <w:sz w:val="16"/>
+                <w:szCs w:val="16"/>
+              </w:rPr>
+            </w:pPr>
+            <w:r>
+              <w:rPr>
+                <w:sz w:val="16"/>
+                <w:szCs w:val="16"/>
+              </w:rPr>
+              <w:t>Variable</w:t>
+            </w:r>
+          </w:p>
+        </w:tc>
+        <w:tc>
+          <w:tcPr>
+            <w:tcW w:w="2990" w:type="dxa"/>
+            <w:tcBorders>
+              <w:bottom w:val="single" w:sz="4" w:space="0" w:color="auto"/>
+            </w:tcBorders>
+          </w:tcPr>
+          <w:p>
+            <w:pPr>
+              <w:pStyle w:val="Compact"/>
+              <w:rPr>
+                <w:sz w:val="16"/>
+                <w:szCs w:val="16"/>
+              </w:rPr>
+            </w:pPr>
+            <w:r>
+              <w:rPr>
+                <w:sz w:val="16"/>
+                <w:szCs w:val="16"/>
+              </w:rPr>
+              <w:t>Verdict</w:t>
+            </w:r>
+          </w:p>
+        </w:tc>
+        <w:tc>
+          <w:tcPr>
+            <w:tcW w:w="2990" w:type="dxa"/>
+            <w:tcBorders>
+              <w:bottom w:val="single" w:sz="4" w:space="0" w:color="auto"/>
+            </w:tcBorders>
+          </w:tcPr>
+          <w:p>
+            <w:pPr>
+              <w:pStyle w:val="Compact"/>
+              <w:rPr>
+                <w:sz w:val="16"/>
+                <w:szCs w:val="16"/>
+              </w:rPr>
+            </w:pPr>
+            <w:r>
+              <w:rPr>
+                <w:sz w:val="16"/>
+                <w:szCs w:val="16"/>
+              </w:rPr>
+              <w:t>Matched / Total</w:t>
+            </w:r>
+          </w:p>
+        </w:tc>
+        <w:tc>
+          <w:tcPr>
+            <w:tcW w:w="2990" w:type="dxa"/>
+            <w:tcBorders>
+              <w:bottom w:val="single" w:sz="4" w:space="0" w:color="auto"/>
+            </w:tcBorders>
+          </w:tcPr>
+          <w:p>
+            <w:pPr>
+              <w:pStyle w:val="Compact"/>
+              <w:rPr>
+                <w:sz w:val="16"/>
+                <w:szCs w:val="16"/>
+              </w:rPr>
+            </w:pPr>
+            <w:r>
+              <w:rPr>
+                <w:sz w:val="16"/>
+                <w:szCs w:val="16"/>
+              </w:rPr>
+              <w:t>Mismatch rate</w:t>
+            </w:r>
+          </w:p>
+        </w:tc>
+      </w:tr>
+      <w:tr>
+        <w:trPr>
+          <w:cnfStyle w:val="100000000000" w:firstRow="1" w:lastRow="0" w:firstColumn="0" w:lastColumn="0" w:oddVBand="0" w:evenVBand="0" w:oddHBand="0" w:evenHBand="0" w:firstRowFirstColumn="0" w:firstRowLastColumn="0" w:lastRowFirstColumn="0" w:lastRowLastColumn="0"/>
+          <w:tblHeader/>
+        </w:trPr>
+        <w:tc>
+          <w:tcPr>
+            <w:tcW w:w="1110" w:type="dxa"/>
+            <w:tcBorders>
+              <w:top w:val="single" w:sz="4" w:space="0" w:color="auto"/>
+              <w:bottom w:val="none" w:sz="0" w:space="0" w:color="auto"/>
+            </w:tcBorders>
+          </w:tcPr>
+          <w:p>
+            <w:pPr>
+              <w:pStyle w:val="Compact"/>
+              <w:rPr>
+                <w:sz w:val="16"/>
+                <w:szCs w:val="16"/>
+              </w:rPr>
+            </w:pPr>
+            <w:r>
+              <w:rPr>
+                <w:sz w:val="16"/>
+                <w:szCs w:val="16"/>
+              </w:rPr>
+              <w:t>AGEGR1</w:t>
+            </w:r>
+          </w:p>
+        </w:tc>
+        <w:tc>
+          <w:tcPr>
+            <w:tcW w:w="2990" w:type="dxa"/>
+            <w:tcBorders>
+              <w:top w:val="single" w:sz="4" w:space="0" w:color="auto"/>
+              <w:bottom w:val="none" w:sz="0" w:space="0" w:color="auto"/>
+            </w:tcBorders>
+          </w:tcPr>
+          <w:p>
+            <w:pPr>
+              <w:pStyle w:val="Compact"/>
+              <w:rPr>
+                <w:sz w:val="16"/>
+                <w:szCs w:val="16"/>
+              </w:rPr>
+            </w:pPr>
+            <w:r>
+              <w:rPr>
+                <w:rFonts w:ascii="Segoe UI Emoji" w:hAnsi="Segoe UI Emoji" w:cs="Segoe UI Emoji"/>
+                <w:sz w:val="16"/>
+                <w:szCs w:val="16"/>
+              </w:rPr>
+              <w:t>✅</w:t>
+            </w:r>
+            <w:r>
+              <w:rPr>
+                <w:sz w:val="16"/>
+                <w:szCs w:val="16"/>
+              </w:rPr>
+              <w:t xml:space="preserve"> match</w:t>
+            </w:r>
+          </w:p>
+        </w:tc>
+        <w:tc>
+          <w:tcPr>
+            <w:tcW w:w="2990" w:type="dxa"/>
+            <w:tcBorders>
+              <w:top w:val="single" w:sz="4" w:space="0" w:color="auto"/>
+              <w:bottom w:val="none" w:sz="0" w:space="0" w:color="auto"/>
+            </w:tcBorders>
+          </w:tcPr>
+          <w:p>
+            <w:pPr>
+              <w:pStyle w:val="Compact"/>
+              <w:rPr>
+                <w:sz w:val="16"/>
+                <w:szCs w:val="16"/>
+              </w:rPr>
+            </w:pPr>
+            <w:r>
+              <w:rPr>
+                <w:sz w:val="16"/>
+                <w:szCs w:val="16"/>
+              </w:rPr>
+              <w:t>18576 / 18576</w:t>
+            </w:r>
+          </w:p>
+        </w:tc>
+        <w:tc>
+          <w:tcPr>
+            <w:tcW w:w="2990" w:type="dxa"/>
+            <w:tcBorders>
+              <w:top w:val="single" w:sz="4" w:space="0" w:color="auto"/>
+              <w:bottom w:val="none" w:sz="0" w:space="0" w:color="auto"/>
+            </w:tcBorders>
+          </w:tcPr>
+          <w:p>
+            <w:pPr>
+              <w:pStyle w:val="Compact"/>
+              <w:rPr>
+                <w:sz w:val="16"/>
+                <w:szCs w:val="16"/>
+              </w:rPr>
+            </w:pPr>
+            <w:r>
+              <w:rPr>
+                <w:sz w:val="16"/>
+                <w:szCs w:val="16"/>
+              </w:rPr>
+              <w:t>0.00 %</w:t>
+            </w:r>
+          </w:p>
+        </w:tc>
+      </w:tr>
+      <w:tr>
+        <w:trPr>
+          <w:cnfStyle w:val="100000000000" w:firstRow="1" w:lastRow="0" w:firstColumn="0" w:lastColumn="0" w:oddVBand="0" w:evenVBand="0" w:oddHBand="0" w:evenHBand="0" w:firstRowFirstColumn="0" w:firstRowLastColumn="0" w:lastRowFirstColumn="0" w:lastRowLastColumn="0"/>
+          <w:tblHeader/>
+        </w:trPr>
+        <w:tc>
+          <w:tcPr>
+            <w:tcW w:w="1110" w:type="dxa"/>
+            <w:tcBorders>
+              <w:bottom w:val="none" w:sz="0" w:space="0" w:color="auto"/>
+            </w:tcBorders>
+          </w:tcPr>
+          <w:p>
+            <w:pPr>
+              <w:pStyle w:val="Compact"/>
+              <w:rPr>
+                <w:sz w:val="16"/>
+                <w:szCs w:val="16"/>
+              </w:rPr>
+            </w:pPr>
+            <w:r>
+              <w:rPr>
+                <w:sz w:val="16"/>
+                <w:szCs w:val="16"/>
+              </w:rPr>
+              <w:t>TRTDUR</w:t>
+            </w:r>
+          </w:p>
+        </w:tc>
+        <w:tc>
+          <w:tcPr>
+            <w:tcW w:w="2990" w:type="dxa"/>
+            <w:tcBorders>
+              <w:bottom w:val="none" w:sz="0" w:space="0" w:color="auto"/>
+            </w:tcBorders>
+          </w:tcPr>
+          <w:p>
+            <w:pPr>
+              <w:pStyle w:val="Compact"/>
+              <w:rPr>
+                <w:rFonts w:ascii="Segoe UI Emoji" w:hAnsi="Segoe UI Emoji" w:cs="Segoe UI Emoji"/>
+                <w:sz w:val="16"/>
+                <w:szCs w:val="16"/>
+              </w:rPr>
+            </w:pPr>
+            <w:r>
+              <w:rPr>
+                <w:rFonts w:ascii="Segoe UI Symbol" w:hAnsi="Segoe UI Symbol" w:cs="Segoe UI Symbol"/>
+                <w:sz w:val="16"/>
+                <w:szCs w:val="16"/>
+              </w:rPr>
+              <w:t>⚠</w:t>
+            </w:r>
+            <w:r>
+              <w:rPr>
+                <w:sz w:val="16"/>
+                <w:szCs w:val="16"/>
+              </w:rPr>
+              <w:t xml:space="preserve"> mismatch</w:t>
+            </w:r>
+          </w:p>
+        </w:tc>
+        <w:tc>
+          <w:tcPr>
+            <w:tcW w:w="2990" w:type="dxa"/>
+            <w:tcBorders>
+              <w:bottom w:val="none" w:sz="0" w:space="0" w:color="auto"/>
+            </w:tcBorders>
+          </w:tcPr>
+          <w:p>
+            <w:pPr>
+              <w:pStyle w:val="Compact"/>
+              <w:rPr>
+                <w:sz w:val="16"/>
+                <w:szCs w:val="16"/>
+              </w:rPr>
+            </w:pPr>
+            <w:r>
+              <w:rPr>
+                <w:sz w:val="16"/>
+                <w:szCs w:val="16"/>
+              </w:rPr>
+              <w:t>18344 / 18576</w:t>
+            </w:r>
+          </w:p>
+        </w:tc>
+        <w:tc>
+          <w:tcPr>
+            <w:tcW w:w="2990" w:type="dxa"/>
+            <w:tcBorders>
+              <w:bottom w:val="none" w:sz="0" w:space="0" w:color="auto"/>
+            </w:tcBorders>
+          </w:tcPr>
+          <w:p>
+            <w:pPr>
+              <w:pStyle w:val="Compact"/>
+              <w:rPr>
+                <w:sz w:val="16"/>
+                <w:szCs w:val="16"/>
+              </w:rPr>
+            </w:pPr>
+            <w:r>
+              <w:rPr>
+                <w:sz w:val="16"/>
+                <w:szCs w:val="16"/>
+              </w:rPr>
+              <w:t>1.25 %</w:t>
+            </w:r>
+          </w:p>
+        </w:tc>
+      </w:tr>
+      <w:tr>
+        <w:trPr>
+          <w:cnfStyle w:val="100000000000" w:firstRow="1" w:lastRow="0" w:firstColumn="0" w:lastColumn="0" w:oddVBand="0" w:evenVBand="0" w:oddHBand="0" w:evenHBand="0" w:firstRowFirstColumn="0" w:firstRowLastColumn="0" w:lastRowFirstColumn="0" w:lastRowLastColumn="0"/>
+          <w:tblHeader/>
+        </w:trPr>
+        <w:tc>
+          <w:tcPr>
+            <w:tcW w:w="1110" w:type="dxa"/>
+            <w:tcBorders>
+              <w:bottom w:val="none" w:sz="0" w:space="0" w:color="auto"/>
+            </w:tcBorders>
+          </w:tcPr>
+          <w:p>
+            <w:pPr>
+              <w:pStyle w:val="Compact"/>
+              <w:rPr>
+                <w:sz w:val="16"/>
+                <w:szCs w:val="16"/>
+              </w:rPr>
+            </w:pPr>
+            <w:r>
+              <w:rPr>
+                <w:sz w:val="16"/>
+                <w:szCs w:val="16"/>
+              </w:rPr>
+              <w:t>SAFFL</w:t>
+            </w:r>
+          </w:p>
+        </w:tc>
+        <w:tc>
+          <w:tcPr>
+            <w:tcW w:w="2990" w:type="dxa"/>
+            <w:tcBorders>
+              <w:bottom w:val="none" w:sz="0" w:space="0" w:color="auto"/>
+            </w:tcBorders>
+          </w:tcPr>
+          <w:p>
+            <w:pPr>
+              <w:pStyle w:val="Compact"/>
+              <w:rPr>
+                <w:rFonts w:ascii="Segoe UI Emoji" w:hAnsi="Segoe UI Emoji" w:cs="Segoe UI Emoji"/>
+                <w:sz w:val="16"/>
+                <w:szCs w:val="16"/>
+              </w:rPr>
+            </w:pPr>
+            <w:r>
+              <w:rPr>
+                <w:rFonts w:ascii="Segoe UI Emoji" w:hAnsi="Segoe UI Emoji" w:cs="Segoe UI Emoji"/>
+                <w:sz w:val="16"/>
+                <w:szCs w:val="16"/>
+              </w:rPr>
+              <w:t>✅</w:t>
+            </w:r>
+            <w:r>
+              <w:rPr>
+                <w:sz w:val="16"/>
+                <w:szCs w:val="16"/>
+              </w:rPr>
+              <w:t xml:space="preserve"> match</w:t>
+            </w:r>
+          </w:p>
+        </w:tc>
+        <w:tc>
+          <w:tcPr>
+            <w:tcW w:w="2990" w:type="dxa"/>
+            <w:tcBorders>
+              <w:bottom w:val="none" w:sz="0" w:space="0" w:color="auto"/>
+            </w:tcBorders>
+          </w:tcPr>
+          <w:p>
+            <w:pPr>
+              <w:pStyle w:val="Compact"/>
+              <w:rPr>
+                <w:sz w:val="16"/>
+                <w:szCs w:val="16"/>
+              </w:rPr>
+            </w:pPr>
+            <w:r>
+              <w:rPr>
+                <w:sz w:val="16"/>
+                <w:szCs w:val="16"/>
+              </w:rPr>
+              <w:t>18576 / 18576</w:t>
+            </w:r>
+          </w:p>
+        </w:tc>
+        <w:tc>
+          <w:tcPr>
+            <w:tcW w:w="2990" w:type="dxa"/>
+            <w:tcBorders>
+              <w:bottom w:val="none" w:sz="0" w:space="0" w:color="auto"/>
+            </w:tcBorders>
+          </w:tcPr>
+          <w:p>
+            <w:pPr>
+              <w:pStyle w:val="Compact"/>
+              <w:rPr>
+                <w:sz w:val="16"/>
+                <w:szCs w:val="16"/>
+              </w:rPr>
+            </w:pPr>
+            <w:r>
+              <w:rPr>
+                <w:sz w:val="16"/>
+                <w:szCs w:val="16"/>
+              </w:rPr>
+              <w:t>0.00 %</w:t>
+            </w:r>
+          </w:p>
+        </w:tc>
+      </w:tr>
+      <w:tr>
+        <w:trPr>
+          <w:cnfStyle w:val="100000000000" w:firstRow="1" w:lastRow="0" w:firstColumn="0" w:lastColumn="0" w:oddVBand="0" w:evenVBand="0" w:oddHBand="0" w:evenHBand="0" w:firstRowFirstColumn="0" w:firstRowLastColumn="0" w:lastRowFirstColumn="0" w:lastRowLastColumn="0"/>
+          <w:tblHeader/>
+        </w:trPr>
+        <w:tc>
+          <w:tcPr>
+            <w:tcW w:w="1110" w:type="dxa"/>
+            <w:tcBorders>
+              <w:bottom w:val="none" w:sz="0" w:space="0" w:color="auto"/>
+            </w:tcBorders>
+          </w:tcPr>
+          <w:p>
+            <w:pPr>
+              <w:pStyle w:val="Compact"/>
+              <w:rPr>
+                <w:sz w:val="16"/>
+                <w:szCs w:val="16"/>
+              </w:rPr>
+            </w:pPr>
+            <w:r>
+              <w:rPr>
+                <w:sz w:val="16"/>
+                <w:szCs w:val="16"/>
+              </w:rPr>
+              <w:t>ITTFL</w:t>
+            </w:r>
+          </w:p>
+        </w:tc>
+        <w:tc>
+          <w:tcPr>
+            <w:tcW w:w="2990" w:type="dxa"/>
+            <w:tcBorders>
+              <w:bottom w:val="none" w:sz="0" w:space="0" w:color="auto"/>
+            </w:tcBorders>
+          </w:tcPr>
+          <w:p>
+            <w:pPr>
+              <w:pStyle w:val="Compact"/>
+              <w:rPr>
+                <w:rFonts w:ascii="Segoe UI Emoji" w:hAnsi="Segoe UI Emoji" w:cs="Segoe UI Emoji"/>
+                <w:sz w:val="16"/>
+                <w:szCs w:val="16"/>
+              </w:rPr>
+            </w:pPr>
+            <w:r>
+              <w:rPr>
+                <w:rFonts w:ascii="Segoe UI Emoji" w:hAnsi="Segoe UI Emoji" w:cs="Segoe UI Emoji"/>
+                <w:sz w:val="16"/>
+                <w:szCs w:val="16"/>
+              </w:rPr>
+              <w:t>✅</w:t>
+            </w:r>
+            <w:r>
+              <w:rPr>
+                <w:sz w:val="16"/>
+                <w:szCs w:val="16"/>
+              </w:rPr>
+              <w:t xml:space="preserve"> match</w:t>
+            </w:r>
+          </w:p>
+        </w:tc>
+        <w:tc>
+          <w:tcPr>
+            <w:tcW w:w="2990" w:type="dxa"/>
+            <w:tcBorders>
+              <w:bottom w:val="none" w:sz="0" w:space="0" w:color="auto"/>
+            </w:tcBorders>
+          </w:tcPr>
+          <w:p>
+            <w:pPr>
+              <w:pStyle w:val="Compact"/>
+              <w:rPr>
+                <w:sz w:val="16"/>
+                <w:szCs w:val="16"/>
+              </w:rPr>
+            </w:pPr>
+            <w:r>
+              <w:rPr>
+                <w:sz w:val="16"/>
+                <w:szCs w:val="16"/>
+              </w:rPr>
+              <w:t>18576 / 18576</w:t>
+            </w:r>
+          </w:p>
+        </w:tc>
+        <w:tc>
+          <w:tcPr>
+            <w:tcW w:w="2990" w:type="dxa"/>
+            <w:tcBorders>
+              <w:bottom w:val="none" w:sz="0" w:space="0" w:color="auto"/>
+            </w:tcBorders>
+          </w:tcPr>
+          <w:p>
+            <w:pPr>
+              <w:pStyle w:val="Compact"/>
+              <w:rPr>
+                <w:sz w:val="16"/>
+                <w:szCs w:val="16"/>
+              </w:rPr>
+            </w:pPr>
+            <w:r>
+              <w:rPr>
+                <w:sz w:val="16"/>
+                <w:szCs w:val="16"/>
+              </w:rPr>
+              <w:t>0.00 %</w:t>
+            </w:r>
+          </w:p>
+        </w:tc>
+      </w:tr>
+      <w:tr>
+        <w:trPr>
+          <w:cnfStyle w:val="100000000000" w:firstRow="1" w:lastRow="0" w:firstColumn="0" w:lastColumn="0" w:oddVBand="0" w:evenVBand="0" w:oddHBand="0" w:evenHBand="0" w:firstRowFirstColumn="0" w:firstRowLastColumn="0" w:lastRowFirstColumn="0" w:lastRowLastColumn="0"/>
+          <w:tblHeader/>
+        </w:trPr>
+        <w:tc>
+          <w:tcPr>
+            <w:tcW w:w="1110" w:type="dxa"/>
+            <w:tcBorders>
+              <w:bottom w:val="none" w:sz="0" w:space="0" w:color="auto"/>
+            </w:tcBorders>
+          </w:tcPr>
+          <w:p>
+            <w:pPr>
+              <w:pStyle w:val="Compact"/>
+              <w:rPr>
+                <w:sz w:val="16"/>
+                <w:szCs w:val="16"/>
+              </w:rPr>
+            </w:pPr>
+            <w:r>
+              <w:rPr>
+                <w:sz w:val="16"/>
+                <w:szCs w:val="16"/>
+              </w:rPr>
+              <w:t>EFFFL</w:t>
+            </w:r>
+          </w:p>
+        </w:tc>
+        <w:tc>
+          <w:tcPr>
+            <w:tcW w:w="2990" w:type="dxa"/>
+            <w:tcBorders>
+              <w:bottom w:val="none" w:sz="0" w:space="0" w:color="auto"/>
+            </w:tcBorders>
+          </w:tcPr>
+          <w:p>
+            <w:pPr>
+              <w:pStyle w:val="Compact"/>
+              <w:rPr>
+                <w:rFonts w:ascii="Segoe UI Emoji" w:hAnsi="Segoe UI Emoji" w:cs="Segoe UI Emoji"/>
+                <w:sz w:val="16"/>
+                <w:szCs w:val="16"/>
+              </w:rPr>
+            </w:pPr>
+            <w:r>
+              <w:rPr>
+                <w:rFonts w:ascii="Segoe UI Symbol" w:hAnsi="Segoe UI Symbol" w:cs="Segoe UI Symbol"/>
+                <w:sz w:val="16"/>
+                <w:szCs w:val="16"/>
+              </w:rPr>
+              <w:t>⚠</w:t>
+            </w:r>
+            <w:r>
+              <w:rPr>
+                <w:sz w:val="16"/>
+                <w:szCs w:val="16"/>
+              </w:rPr>
+              <w:t xml:space="preserve"> mismatch</w:t>
+            </w:r>
+          </w:p>
+        </w:tc>
+        <w:tc>
+          <w:tcPr>
+            <w:tcW w:w="2990" w:type="dxa"/>
+            <w:tcBorders>
+              <w:bottom w:val="none" w:sz="0" w:space="0" w:color="auto"/>
+            </w:tcBorders>
+          </w:tcPr>
+          <w:p>
+            <w:pPr>
+              <w:pStyle w:val="Compact"/>
+              <w:rPr>
+                <w:sz w:val="16"/>
+                <w:szCs w:val="16"/>
+              </w:rPr>
+            </w:pPr>
+            <w:r>
+              <w:rPr>
+                <w:sz w:val="16"/>
+                <w:szCs w:val="16"/>
+              </w:rPr>
+              <w:t>18108 / 18576</w:t>
+            </w:r>
+          </w:p>
+        </w:tc>
+        <w:tc>
+          <w:tcPr>
+            <w:tcW w:w="2990" w:type="dxa"/>
+            <w:tcBorders>
+              <w:bottom w:val="none" w:sz="0" w:space="0" w:color="auto"/>
+            </w:tcBorders>
+          </w:tcPr>
+          <w:p>
+            <w:pPr>
+              <w:pStyle w:val="Compact"/>
+              <w:rPr>
+                <w:sz w:val="16"/>
+                <w:szCs w:val="16"/>
+              </w:rPr>
+            </w:pPr>
+            <w:r>
+              <w:rPr>
+                <w:sz w:val="16"/>
+                <w:szCs w:val="16"/>
+              </w:rPr>
+              <w:t>2.52 %</w:t>
+            </w:r>
+          </w:p>
+        </w:tc>
+      </w:tr>
+      <w:tr>
+        <w:trPr>
+          <w:cnfStyle w:val="100000000000" w:firstRow="1" w:lastRow="0" w:firstColumn="0" w:lastColumn="0" w:oddVBand="0" w:evenVBand="0" w:oddHBand="0" w:evenHBand="0" w:firstRowFirstColumn="0" w:firstRowLastColumn="0" w:lastRowFirstColumn="0" w:lastRowLastColumn="0"/>
+          <w:tblHeader/>
+        </w:trPr>
+        <w:tc>
+          <w:tcPr>
+            <w:tcW w:w="1110" w:type="dxa"/>
+            <w:tcBorders>
+              <w:bottom w:val="none" w:sz="0" w:space="0" w:color="auto"/>
+            </w:tcBorders>
+          </w:tcPr>
+          <w:p>
+            <w:pPr>
+              <w:pStyle w:val="Compact"/>
+              <w:rPr>
+                <w:sz w:val="16"/>
+                <w:szCs w:val="16"/>
+              </w:rPr>
+            </w:pPr>
+            <w:r>
+              <w:rPr>
+                <w:sz w:val="16"/>
+                <w:szCs w:val="16"/>
+              </w:rPr>
+              <w:t>DISCONFL</w:t>
+            </w:r>
+          </w:p>
+        </w:tc>
+        <w:tc>
+          <w:tcPr>
+            <w:tcW w:w="2990" w:type="dxa"/>
+            <w:tcBorders>
+              <w:bottom w:val="none" w:sz="0" w:space="0" w:color="auto"/>
+            </w:tcBorders>
+          </w:tcPr>
+          <w:p>
+            <w:pPr>
+              <w:pStyle w:val="Compact"/>
+              <w:rPr>
+                <w:rFonts w:ascii="Segoe UI Emoji" w:hAnsi="Segoe UI Emoji" w:cs="Segoe UI Emoji"/>
+                <w:sz w:val="16"/>
+                <w:szCs w:val="16"/>
+              </w:rPr>
+            </w:pPr>
+            <w:r>
+              <w:rPr>
+                <w:rFonts w:ascii="Segoe UI Emoji" w:hAnsi="Segoe UI Emoji" w:cs="Segoe UI Emoji"/>
+                <w:sz w:val="16"/>
+                <w:szCs w:val="16"/>
+              </w:rPr>
+              <w:t>❌</w:t>
+            </w:r>
+            <w:r>
+              <w:rPr>
+                <w:sz w:val="16"/>
+                <w:szCs w:val="16"/>
+              </w:rPr>
+              <w:t xml:space="preserve"> mismatch</w:t>
+            </w:r>
+          </w:p>
+        </w:tc>
+        <w:tc>
+          <w:tcPr>
+            <w:tcW w:w="2990" w:type="dxa"/>
+            <w:tcBorders>
+              <w:bottom w:val="none" w:sz="0" w:space="0" w:color="auto"/>
+            </w:tcBorders>
+          </w:tcPr>
+          <w:p>
+            <w:pPr>
+              <w:pStyle w:val="Compact"/>
+              <w:rPr>
+                <w:sz w:val="16"/>
+                <w:szCs w:val="16"/>
+              </w:rPr>
+            </w:pPr>
+            <w:r>
+              <w:rPr>
+                <w:sz w:val="16"/>
+                <w:szCs w:val="16"/>
+              </w:rPr>
+              <w:t>14921 / 18576</w:t>
+            </w:r>
+          </w:p>
+        </w:tc>
+        <w:tc>
+          <w:tcPr>
+            <w:tcW w:w="2990" w:type="dxa"/>
+            <w:tcBorders>
+              <w:bottom w:val="none" w:sz="0" w:space="0" w:color="auto"/>
+            </w:tcBorders>
+          </w:tcPr>
+          <w:p>
+            <w:pPr>
+              <w:pStyle w:val="Compact"/>
+              <w:rPr>
+                <w:sz w:val="16"/>
+                <w:szCs w:val="16"/>
+              </w:rPr>
+            </w:pPr>
+            <w:r>
+              <w:rPr>
+                <w:sz w:val="16"/>
+                <w:szCs w:val="16"/>
+              </w:rPr>
+              <w:t>19.68 %</w:t>
+            </w:r>
+          </w:p>
+        </w:tc>
+      </w:tr>
+      <w:tr>
+        <w:trPr>
+          <w:cnfStyle w:val="100000000000" w:firstRow="1" w:lastRow="0" w:firstColumn="0" w:lastColumn="0" w:oddVBand="0" w:evenVBand="0" w:oddHBand="0" w:evenHBand="0" w:firstRowFirstColumn="0" w:firstRowLastColumn="0" w:lastRowFirstColumn="0" w:lastRowLastColumn="0"/>
+          <w:tblHeader/>
+        </w:trPr>
+        <w:tc>
+          <w:tcPr>
+            <w:tcW w:w="1110" w:type="dxa"/>
+            <w:tcBorders>
+              <w:bottom w:val="none" w:sz="0" w:space="0" w:color="auto"/>
+            </w:tcBorders>
+          </w:tcPr>
+          <w:p>
+            <w:pPr>
+              <w:pStyle w:val="Compact"/>
+              <w:rPr>
+                <w:sz w:val="16"/>
+                <w:szCs w:val="16"/>
+              </w:rPr>
+            </w:pPr>
+            <w:r>
+              <w:rPr>
+                <w:sz w:val="16"/>
+                <w:szCs w:val="16"/>
+              </w:rPr>
+              <w:t>DURDIS</w:t>
+            </w:r>
+          </w:p>
+        </w:tc>
+        <w:tc>
+          <w:tcPr>
+            <w:tcW w:w="2990" w:type="dxa"/>
+            <w:tcBorders>
+              <w:bottom w:val="none" w:sz="0" w:space="0" w:color="auto"/>
+            </w:tcBorders>
+          </w:tcPr>
+          <w:p>
+            <w:pPr>
+              <w:pStyle w:val="Compact"/>
+              <w:rPr>
+                <w:rFonts w:ascii="Segoe UI Emoji" w:hAnsi="Segoe UI Emoji" w:cs="Segoe UI Emoji"/>
+                <w:sz w:val="16"/>
+                <w:szCs w:val="16"/>
+              </w:rPr>
+            </w:pPr>
+            <w:r>
+              <w:rPr>
+                <w:rFonts w:ascii="Segoe UI Emoji" w:hAnsi="Segoe UI Emoji" w:cs="Segoe UI Emoji"/>
+                <w:sz w:val="16"/>
+                <w:szCs w:val="16"/>
+              </w:rPr>
+              <w:t>❌</w:t>
+            </w:r>
+            <w:r>
+              <w:rPr>
+                <w:sz w:val="16"/>
+                <w:szCs w:val="16"/>
+              </w:rPr>
+              <w:t xml:space="preserve"> mismatch</w:t>
+            </w:r>
+          </w:p>
+        </w:tc>
+        <w:tc>
+          <w:tcPr>
+            <w:tcW w:w="2990" w:type="dxa"/>
+            <w:tcBorders>
+              <w:bottom w:val="none" w:sz="0" w:space="0" w:color="auto"/>
+            </w:tcBorders>
+          </w:tcPr>
+          <w:p>
+            <w:pPr>
+              <w:pStyle w:val="Compact"/>
+              <w:rPr>
+                <w:sz w:val="16"/>
+                <w:szCs w:val="16"/>
+              </w:rPr>
+            </w:pPr>
+            <w:r>
+              <w:rPr>
+                <w:sz w:val="16"/>
+                <w:szCs w:val="16"/>
+              </w:rPr>
+              <w:t>0 / 18576</w:t>
+            </w:r>
+          </w:p>
+        </w:tc>
+        <w:tc>
+          <w:tcPr>
+            <w:tcW w:w="2990" w:type="dxa"/>
+            <w:tcBorders>
+              <w:bottom w:val="none" w:sz="0" w:space="0" w:color="auto"/>
+            </w:tcBorders>
+          </w:tcPr>
+          <w:p>
+            <w:pPr>
+              <w:pStyle w:val="Compact"/>
+              <w:numPr>
+                <w:ilvl w:val="0"/>
+                <w:numId w:val="6"/>
+              </w:numPr>
+              <w:rPr>
+                <w:sz w:val="16"/>
+                <w:szCs w:val="16"/>
+              </w:rPr>
+            </w:pPr>
+          </w:p>
+        </w:tc>
+      </w:tr>
+    </w:tbl>
+    <w:p>
+      <w:pPr>
+        <w:rPr>
+          <w:lang w:val="en-US"/>
+        </w:rPr>
+      </w:pPr>
+    </w:p>
+    <w:p>
+      <w:pPr>
+        <w:rPr>
+          <w:b/>
+          <w:bCs/>
+          <w:lang w:val="en-US"/>
+        </w:rPr>
+      </w:pPr>
+      <w:r>
+        <w:rPr>
+          <w:b/>
+          <w:bCs/>
+          <w:lang w:val="en-US"/>
+        </w:rPr>
+        <w:t>Observations</w:t>
+      </w:r>
+    </w:p>
+    <w:p>
+      <w:pPr>
+        <w:pStyle w:val="ListParagraph"/>
+        <w:numPr>
+          <w:ilvl w:val="0"/>
+          <w:numId w:val="5"/>
+        </w:numPr>
+        <w:rPr>
+          <w:lang w:val="en-US"/>
+        </w:rPr>
+      </w:pPr>
+      <w:r>
+        <w:rPr>
+          <w:lang w:val="en-US"/>
+        </w:rPr>
+        <w:t>Clean matches (AGEGR1, SAFFL, ITTFL) prove the pipeline works for straightforward cases</w:t>
+      </w:r>
+    </w:p>
+    <w:p>
+      <w:pPr>
+        <w:pStyle w:val="ListParagraph"/>
+        <w:numPr>
+          <w:ilvl w:val="0"/>
+          <w:numId w:val="5"/>
+        </w:numPr>
+        <w:rPr>
+          <w:lang w:val="en-US"/>
+        </w:rPr>
+      </w:pPr>
+      <w:r>
+        <w:rPr>
+          <w:lang w:val="en-US"/>
+        </w:rPr>
+        <w:t xml:space="preserve">TRTDUR / EFFFL are edge </w:t>
+      </w:r>
+      <w:proofErr w:type="gramStart"/>
+      <w:r>
+        <w:rPr>
+          <w:lang w:val="en-US"/>
+        </w:rPr>
+        <w:t>cases</w:t>
+      </w:r>
+      <w:proofErr w:type="gramEnd"/>
+      <w:r>
+        <w:rPr>
+          <w:lang w:val="en-US"/>
+        </w:rPr>
+        <w:t xml:space="preserve"> the comparator correctly flagged (null handling, business rule)</w:t>
+      </w:r>
+    </w:p>
+    <w:p>
+      <w:pPr>
+        <w:pStyle w:val="ListParagraph"/>
+        <w:numPr>
+          <w:ilvl w:val="0"/>
+          <w:numId w:val="5"/>
+        </w:numPr>
+        <w:rPr>
+          <w:lang w:val="en-US"/>
+        </w:rPr>
+      </w:pPr>
+      <w:r>
+        <w:rPr>
+          <w:lang w:val="en-US"/>
+        </w:rPr>
+        <w:t>DISCONFL went through an improvement iteration (52 % → 20 %</w:t>
+      </w:r>
+      <w:proofErr w:type="gramStart"/>
+      <w:r>
+        <w:rPr>
+          <w:lang w:val="en-US"/>
+        </w:rPr>
+        <w:t>)</w:t>
+      </w:r>
+      <w:proofErr w:type="gramEnd"/>
+      <w:r>
+        <w:rPr>
+          <w:lang w:val="en-US"/>
+        </w:rPr>
+        <w:t xml:space="preserve"> and the residual exposes a deeper granularity issue</w:t>
+      </w:r>
+    </w:p>
+    <w:p>
+      <w:pPr>
+        <w:pStyle w:val="ListParagraph"/>
+        <w:numPr>
+          <w:ilvl w:val="0"/>
+          <w:numId w:val="5"/>
+        </w:numPr>
+        <w:rPr>
+          <w:lang w:val="en-US"/>
+        </w:rPr>
+      </w:pPr>
+      <w:r>
+        <w:rPr>
+          <w:lang w:val="en-US"/>
+        </w:rPr>
+        <w:t>DURDIS is intentionally non-derivable — the Spec Interpreter correctly flags it and the system outputs all-</w:t>
+      </w:r>
+      <w:proofErr w:type="spellStart"/>
+      <w:r>
+        <w:rPr>
+          <w:lang w:val="en-US"/>
+        </w:rPr>
+        <w:t>NaN</w:t>
+      </w:r>
+      <w:proofErr w:type="spellEnd"/>
+      <w:r>
+        <w:rPr>
+          <w:lang w:val="en-US"/>
+        </w:rPr>
+        <w:t xml:space="preserve"> honestly</w:t>
+      </w:r>
     </w:p>
     <w:sectPr>
       <w:headerReference w:type="default" r:id="rId11"/>
@@ -4622,6 +6162,119 @@
     </w:lvl>
   </w:abstractNum>
   <w:abstractNum w:abstractNumId="4" w15:restartNumberingAfterBreak="0">
+    <w:nsid w:val="42531D3C"/>
+    <w:multiLevelType w:val="multilevel"/>
+    <w:tmpl w:val="65409DCA"/>
+    <w:lvl w:ilvl="0">
+      <w:start w:val="100"/>
+      <w:numFmt w:val="decimal"/>
+      <w:lvlText w:val="%1.0"/>
+      <w:lvlJc w:val="left"/>
+      <w:pPr>
+        <w:ind w:left="495" w:hanging="495"/>
+      </w:pPr>
+      <w:rPr>
+        <w:rFonts w:hint="default"/>
+      </w:rPr>
+    </w:lvl>
+    <w:lvl w:ilvl="1">
+      <w:start w:val="1"/>
+      <w:numFmt w:val="decimalZero"/>
+      <w:lvlText w:val="%1.%2"/>
+      <w:lvlJc w:val="left"/>
+      <w:pPr>
+        <w:ind w:left="1215" w:hanging="495"/>
+      </w:pPr>
+      <w:rPr>
+        <w:rFonts w:hint="default"/>
+      </w:rPr>
+    </w:lvl>
+    <w:lvl w:ilvl="2">
+      <w:start w:val="1"/>
+      <w:numFmt w:val="decimal"/>
+      <w:lvlText w:val="%1.%2.%3"/>
+      <w:lvlJc w:val="left"/>
+      <w:pPr>
+        <w:ind w:left="2160" w:hanging="720"/>
+      </w:pPr>
+      <w:rPr>
+        <w:rFonts w:hint="default"/>
+      </w:rPr>
+    </w:lvl>
+    <w:lvl w:ilvl="3">
+      <w:start w:val="1"/>
+      <w:numFmt w:val="decimal"/>
+      <w:lvlText w:val="%1.%2.%3.%4"/>
+      <w:lvlJc w:val="left"/>
+      <w:pPr>
+        <w:ind w:left="2880" w:hanging="720"/>
+      </w:pPr>
+      <w:rPr>
+        <w:rFonts w:hint="default"/>
+      </w:rPr>
+    </w:lvl>
+    <w:lvl w:ilvl="4">
+      <w:start w:val="1"/>
+      <w:numFmt w:val="decimal"/>
+      <w:lvlText w:val="%1.%2.%3.%4.%5"/>
+      <w:lvlJc w:val="left"/>
+      <w:pPr>
+        <w:ind w:left="3960" w:hanging="1080"/>
+      </w:pPr>
+      <w:rPr>
+        <w:rFonts w:hint="default"/>
+      </w:rPr>
+    </w:lvl>
+    <w:lvl w:ilvl="5">
+      <w:start w:val="1"/>
+      <w:numFmt w:val="decimal"/>
+      <w:lvlText w:val="%1.%2.%3.%4.%5.%6"/>
+      <w:lvlJc w:val="left"/>
+      <w:pPr>
+        <w:ind w:left="4680" w:hanging="1080"/>
+      </w:pPr>
+      <w:rPr>
+        <w:rFonts w:hint="default"/>
+      </w:rPr>
+    </w:lvl>
+    <w:lvl w:ilvl="6">
+      <w:start w:val="1"/>
+      <w:numFmt w:val="decimal"/>
+      <w:lvlText w:val="%1.%2.%3.%4.%5.%6.%7"/>
+      <w:lvlJc w:val="left"/>
+      <w:pPr>
+        <w:ind w:left="5760" w:hanging="1440"/>
+      </w:pPr>
+      <w:rPr>
+        <w:rFonts w:hint="default"/>
+      </w:rPr>
+    </w:lvl>
+    <w:lvl w:ilvl="7">
+      <w:start w:val="1"/>
+      <w:numFmt w:val="decimal"/>
+      <w:lvlText w:val="%1.%2.%3.%4.%5.%6.%7.%8"/>
+      <w:lvlJc w:val="left"/>
+      <w:pPr>
+        <w:ind w:left="6480" w:hanging="1440"/>
+      </w:pPr>
+      <w:rPr>
+        <w:rFonts w:hint="default"/>
+      </w:rPr>
+    </w:lvl>
+    <w:lvl w:ilvl="8">
+      <w:start w:val="1"/>
+      <w:numFmt w:val="decimal"/>
+      <w:lvlText w:val="%1.%2.%3.%4.%5.%6.%7.%8.%9"/>
+      <w:lvlJc w:val="left"/>
+      <w:pPr>
+        <w:ind w:left="7200" w:hanging="1440"/>
+      </w:pPr>
+      <w:rPr>
+        <w:rFonts w:hint="default"/>
+      </w:rPr>
+    </w:lvl>
+  </w:abstractNum>
+  <w:abstractNum w:abstractNumId="5" w15:restartNumberingAfterBreak="0">
     <w:nsid w:val="691B745D"/>
     <w:multiLevelType w:val="hybridMultilevel"/>
     <w:tmpl w:val="EA0EB978"/>
@@ -4744,10 +6397,13 @@
     <w:abstractNumId w:val="0"/>
   </w:num>
   <w:num w:numId="4" w16cid:durableId="1667635020">
-    <w:abstractNumId w:val="4"/>
+    <w:abstractNumId w:val="5"/>
   </w:num>
   <w:num w:numId="5" w16cid:durableId="1763913609">
     <w:abstractNumId w:val="3"/>
+  </w:num>
+  <w:num w:numId="6" w16cid:durableId="1597639105">
+    <w:abstractNumId w:val="4"/>
   </w:num>
 </w:numbering>
 </file>
@@ -5148,7 +6804,7 @@
   <w:style w:type="paragraph" w:default="1" w:styleId="Normal">
     <w:name w:val="Normal"/>
     <w:qFormat/>
-    <w:rsid w:val="003E79E2"/>
+    <w:rsid w:val="00363976"/>
   </w:style>
   <w:style w:type="paragraph" w:styleId="Heading1">
     <w:name w:val="heading 1"/>

--- a/docs/Clinical Data Derivation Engine.docx
+++ b/docs/Clinical Data Derivation Engine.docx
@@ -3755,7 +3755,30 @@
         <w:t>Spec format:</w:t>
       </w:r>
       <w:r>
-        <w:t xml:space="preserve"> YAML only. Production systems need PDF/Word spec parsing (SAP documents).</w:t>
+        <w:t xml:space="preserve"> YAML only. Production systems need PDF/Word spec parsing (SAP documents)</w:t>
+      </w:r>
+      <w:r>
+        <w:t xml:space="preserve">, </w:t>
+      </w:r>
+      <w:proofErr w:type="spellStart"/>
+      <w:r>
+        <w:rPr>
+          <w:lang w:val="en-US"/>
+        </w:rPr>
+        <w:t>Spec_interpreter</w:t>
+      </w:r>
+      <w:proofErr w:type="spellEnd"/>
+      <w:r>
+        <w:rPr>
+          <w:lang w:val="en-US"/>
+        </w:rPr>
+        <w:t xml:space="preserve"> Agent not used as parsing YAML is deterministic</w:t>
+      </w:r>
+      <w:r>
+        <w:rPr>
+          <w:lang w:val="en-US"/>
+        </w:rPr>
+        <w:t>.</w:t>
       </w:r>
     </w:p>
     <w:p>
@@ -3844,9 +3867,132 @@
         <w:t>System Architecture:</w:t>
       </w:r>
       <w:r>
-        <w:t xml:space="preserve"> authentication, user management, multi-tenancy was not implemented as this is usually an Enterprise infrastructure to be integrated with. </w:t>
+        <w:t xml:space="preserve"> authentication, user management, multi-tenancy</w:t>
+      </w:r>
+      <w:r>
+        <w:t xml:space="preserve">, </w:t>
+      </w:r>
+      <w:proofErr w:type="spellStart"/>
+      <w:r>
+        <w:t>datalake</w:t>
+      </w:r>
+      <w:proofErr w:type="spellEnd"/>
+      <w:r>
+        <w:t xml:space="preserve"> integration</w:t>
+      </w:r>
+      <w:r>
+        <w:t xml:space="preserve"> was not implemented as this is usually an Enterprise infrastructure to be integrated with. </w:t>
+      </w:r>
+      <w:r>
+        <w:t xml:space="preserve">And </w:t>
+      </w:r>
+      <w:r>
+        <w:t>workflow resume/</w:t>
+      </w:r>
+      <w:r>
+        <w:t>DB-polled HITL for scalability.</w:t>
       </w:r>
     </w:p>
+    <w:p>
+      <w:pPr>
+        <w:pStyle w:val="ListParagraph"/>
+        <w:numPr>
+          <w:ilvl w:val="0"/>
+          <w:numId w:val="5"/>
+        </w:numPr>
+      </w:pPr>
+      <w:r>
+        <w:rPr>
+          <w:b/>
+          <w:bCs/>
+        </w:rPr>
+        <w:t xml:space="preserve">HTIL </w:t>
+      </w:r>
+      <w:proofErr w:type="gramStart"/>
+      <w:r>
+        <w:rPr>
+          <w:b/>
+          <w:bCs/>
+        </w:rPr>
+        <w:t>UX :</w:t>
+      </w:r>
+      <w:proofErr w:type="gramEnd"/>
+      <w:r>
+        <w:rPr>
+          <w:b/>
+          <w:bCs/>
+        </w:rPr>
+        <w:t xml:space="preserve"> </w:t>
+      </w:r>
+      <w:r>
+        <w:t>oversimplified to pass regulations</w:t>
+      </w:r>
+      <w:r>
+        <w:t xml:space="preserve">, </w:t>
+      </w:r>
+      <w:r>
+        <w:rPr>
+          <w:lang w:val="en-US"/>
+        </w:rPr>
+        <w:t>a</w:t>
+      </w:r>
+      <w:r>
+        <w:rPr>
+          <w:lang w:val="en-US"/>
+        </w:rPr>
+        <w:t>dd Validation LLM, Role base routing and 21 CFR Part 11 e-signature compliance for HITL</w:t>
+      </w:r>
+    </w:p>
+    <w:p>
+      <w:pPr>
+        <w:pStyle w:val="ListParagraph"/>
+        <w:numPr>
+          <w:ilvl w:val="0"/>
+          <w:numId w:val="5"/>
+        </w:numPr>
+      </w:pPr>
+      <w:r>
+        <w:rPr>
+          <w:b/>
+          <w:bCs/>
+          <w:lang w:val="en-US"/>
+        </w:rPr>
+        <w:t>Single study</w:t>
+      </w:r>
+      <w:r>
+        <w:rPr>
+          <w:b/>
+          <w:bCs/>
+          <w:lang w:val="en-US"/>
+        </w:rPr>
+        <w:t xml:space="preserve">: </w:t>
+      </w:r>
+      <w:r>
+        <w:rPr>
+          <w:lang w:val="en-US"/>
+        </w:rPr>
+        <w:t xml:space="preserve"> memory architecture supports multi-study</w:t>
+      </w:r>
+      <w:r>
+        <w:rPr>
+          <w:lang w:val="en-US"/>
+        </w:rPr>
+        <w:t xml:space="preserve"> but query tools needs per-study filtering and </w:t>
+      </w:r>
+      <w:r>
+        <w:rPr>
+          <w:lang w:val="en-US"/>
+        </w:rPr>
+        <w:t xml:space="preserve">results </w:t>
+      </w:r>
+      <w:r>
+        <w:rPr>
+          <w:lang w:val="en-US"/>
+        </w:rPr>
+        <w:t>deduplication.</w:t>
+      </w:r>
+    </w:p>
+    <w:p/>
     <w:p>
       <w:pPr>
         <w:pStyle w:val="Heading3"/>
@@ -3980,6 +4126,7 @@
                 <w:sz w:val="16"/>
                 <w:szCs w:val="16"/>
               </w:rPr>
+              <w:lastRenderedPageBreak/>
               <w:t>Local</w:t>
             </w:r>
           </w:p>
@@ -4443,7 +4590,6 @@
           <w:bCs/>
           <w:lang w:val="en-US"/>
         </w:rPr>
-        <w:lastRenderedPageBreak/>
         <w:t xml:space="preserve">Notes: </w:t>
       </w:r>
       <w:r>
@@ -7630,6 +7776,23 @@
     <w:uiPriority w:val="99"/>
     <w:rsid w:val="00C60D59"/>
   </w:style>
+  <w:style w:type="paragraph" w:styleId="NormalWeb">
+    <w:name w:val="Normal (Web)"/>
+    <w:basedOn w:val="Normal"/>
+    <w:uiPriority w:val="99"/>
+    <w:semiHidden/>
+    <w:unhideWhenUsed/>
+    <w:rsid w:val="000219DD"/>
+    <w:pPr>
+      <w:spacing w:before="100" w:beforeAutospacing="1" w:after="100" w:afterAutospacing="1" w:line="240" w:lineRule="auto"/>
+    </w:pPr>
+    <w:rPr>
+      <w:rFonts w:ascii="Times New Roman" w:eastAsia="Times New Roman" w:hAnsi="Times New Roman" w:cs="Times New Roman"/>
+      <w:sz w:val="24"/>
+      <w:szCs w:val="24"/>
+      <w:lang w:eastAsia="en-CA"/>
+    </w:rPr>
+  </w:style>
 </w:styles>
 </file>
 
